--- a/docs/报告/详细设计-GUI与控制模块-B.docx
+++ b/docs/报告/详细设计-GUI与控制模块-B.docx
@@ -5,10 +5,9 @@
     <w:p>
       <w:pPr>
         <w:pStyle w:val="Title"/>
-        <w:jc w:val="center"/>
       </w:pPr>
       <w:r>
-        <w:t>详细设计-GUI与控制模块（易雨杰 2024611209）</w:t>
+        <w:t>GUI与控制模块详细设计</w:t>
       </w:r>
     </w:p>
     <w:p>
@@ -16,7 +15,7 @@
         <w:pStyle w:val="Heading1"/>
       </w:pPr>
       <w:r>
-        <w:t>3.2 GUI与控制模块</w:t>
+        <w:t>一 模块概述</w:t>
       </w:r>
     </w:p>
     <w:p>
@@ -26,10 +25,10 @@
     </w:p>
     <w:p>
       <w:pPr>
-        <w:pStyle w:val="Heading2"/>
+        <w:pStyle w:val="Heading1"/>
       </w:pPr>
       <w:r>
-        <w:t>3.2.1 主窗口与布局设计</w:t>
+        <w:t>二 主窗口与布局设计</w:t>
       </w:r>
     </w:p>
     <w:p>
@@ -44,61 +43,56 @@
     </w:p>
     <w:p>
       <w:r>
-        <w:t>左侧InputPanel是多行文本编辑区，用户可以直接粘贴或手动输入关系数据，下方放置导入文件、清空和示例数据按钮。右侧ResultPanel采用分页列表显示拓扑排序结果，每页固定显示20条，底部提供翻页和复制按钮，避免一次性渲染过多条目造成界面卡顿。整体布局在1280×720分辨率下各区域都能完整显示，窗口最小化时输入区和结果列表自动收缩滚动。</w:t>
+        <w:t>左侧InputPanel是多行文本编辑区，用户可以直接粘贴或手动输入关系数据，下方放置导入文件、清空和示例数据按钮。右侧ResultPanel采用分页列表显示拓扑排序结果，每页固定显示20条，底部提供翻页和复制按钮，避免一次性渲染过多条目造成界面卡顿。</w:t>
       </w:r>
     </w:p>
     <w:p>
       <w:pPr>
-        <w:pStyle w:val="Heading2"/>
+        <w:pStyle w:val="Heading1"/>
       </w:pPr>
       <w:r>
-        <w:t>3.2.2 主控制器任务调度设计</w:t>
+        <w:t>三 主控制器任务调度设计</w:t>
       </w:r>
     </w:p>
     <w:p>
       <w:r>
-        <w:t>MainController是GUI层和底层模块之间的中间层，负责接收UI事件、调度后台线程、对接A的算法模块、C的可视化模块和D的IO模块。所有耗时计算都通过SwingWorker在后台线程执行，避免阻塞事件dispatch线程造成界面假死。</w:t>
+        <w:t>MainController是GUI层和底层模块之间的中间层，负责接收UI事件、调度后台线程、对接算法模块、可视化模块和IO模块。所有耗时计算都通过SwingWorker在后台线程执行，避免阻塞事件dispatch线程造成界面假死。</w:t>
       </w:r>
     </w:p>
     <w:p>
       <w:r>
-        <w:t>用户点击计算按钮后，控制器首先校验输入非空，随后创建后台任务：先调用D的解析模块将文本转换为图结构，再调用A的全枚举算法计算所有拓扑序列。计算过程中控制器持续响应取消事件，用户点击取消时设置中断标记，算法在每层递归前检查标记，及时停止搜索。计算完成后，控制器回到UI线程，将图传给画布组件，将排序结果传给结果列表，同时更新状态栏的统计信息。</w:t>
+        <w:t>用户点击计算按钮后，控制器首先校验输入非空，随后创建后台任务：先调用解析模块将文本转换为图结构，再调用全枚举算法计算所有拓扑序列。计算过程中控制器持续响应取消事件，用户点击取消时设置中断标记，算法在每层递归前检查标记，及时停止搜索。计算完成后，控制器回到UI线程，将图传给画布组件，将排序结果传给结果列表，同时更新状态栏的统计信息。</w:t>
       </w:r>
     </w:p>
     <w:p>
       <w:r>
-        <w:t>控制器还负责处理跨模块联动：用户在结果列表中选中某一行时，控制器将该序列和选中序号传给画布，高亮对应路径；用户点击导出按钮时，控制器将结果列表和完整性信息传给文件导出模块，确保导出文件头记录结果是否完整和停止原因。所有异常都通过统一弹窗捕获展示，错误信息包含具体行号和原因，方便用户定位问题。</w:t>
+        <w:t>控制器还负责处理跨模块联动：用户在结果列表中选中某一行时，控制器将该序列和选中序号传给画布，高亮对应路径；用户点击导出按钮时，控制器将结果列表和完整性信息传给文件导出模块，确保导出文件头记录结果是否完整和停止原因。</w:t>
       </w:r>
     </w:p>
     <w:p>
       <w:pPr>
-        <w:pStyle w:val="Heading2"/>
+        <w:pStyle w:val="Heading1"/>
       </w:pPr>
       <w:r>
-        <w:t>3.2.3 结果面板与交互设计</w:t>
+        <w:t>四 结果面板与交互设计</w:t>
       </w:r>
     </w:p>
     <w:p>
       <w:r>
-        <w:t>ResultPanel使用JList渲染排序结果，采用分页机制，内部维护完整结果列表和当前页码。每页20条数据，用户点击翻页按钮时切换当前显示的子列表。列表项默认使用-&gt;分隔节点，例如MA 140 -&gt; MA 150 -&gt; CS 101，和界面显示、导出文件格式保持一致。</w:t>
+        <w:t>ResultPanel使用JList渲染排序结果，采用分页机制，内部维护完整结果列表和当前页码。每页20条数据，用户点击翻页按钮时切换当前显示的子列表。列表项默认使用-&gt;分隔节点，和界面显示、导出文件格式保持一致。</w:t>
       </w:r>
     </w:p>
     <w:p>
       <w:r>
-        <w:t>用户单击某一行结果时，面板通过监听器将该序列回调给控制器，控制器通知画布高亮这条拓扑序对应的节点和边。为了区分不同结果，画布根据结果序号轮换五种高亮颜色，节点右上角同时标注顺序序号，用户切换不同结果时能清晰看到路径变化。用户双击某一行时，面板将该条序列拼接成字符串复制到剪贴板，方便直接使用。</w:t>
-      </w:r>
-    </w:p>
-    <w:p>
-      <w:r>
-        <w:t>面板顶部显示当前结果总数和是否完整的提示，底部显示当前页和总页数，配合上一页、下一页和复制按钮使用。分页机制既保证了上千条结果时界面仍然流畅，又避免了用户一次性浏览过多内容造成信息过载。</w:t>
+        <w:t>用户单击某一行结果时，面板通过监听器将该序列回调给控制器，控制器通知画布高亮这条拓扑序对应的节点和边。为了区分不同结果，画布根据结果序号轮换五种高亮颜色，节点右上角同时标注顺序序号，用户切换不同结果时能清晰看到路径变化。用户双击某一行时，面板将该条序列拼接成字符串复制到剪贴板。</w:t>
       </w:r>
     </w:p>
     <w:p>
       <w:pPr>
-        <w:pStyle w:val="Heading2"/>
+        <w:pStyle w:val="Heading1"/>
       </w:pPr>
       <w:r>
-        <w:t>3.2.4 界面样式统一设计</w:t>
+        <w:t>五 界面样式统一设计</w:t>
       </w:r>
     </w:p>
     <w:p>
@@ -108,7 +102,7 @@
     </w:p>
     <w:p>
       <w:r>
-        <w:t>开发过程中发现部分特殊Unicode符号在Windows Swing下显示为方框，最终按钮上统一使用中文文字标注，避免乱码问题。字体统一使用系统默认无衬线字体，正文和按钮文字大小保持一致，状态栏和提示文字稍小一级，形成清晰的视觉层次。所有弹窗使用统一的标题和图标，错误提示使用红色边框，普通提示使用蓝色边框，保持交互风格一致。</w:t>
+        <w:t>开发过程中发现部分特殊Unicode符号在Windows Swing下显示为方框，最终按钮上统一使用中文文字标注，避免乱码问题。字体统一使用系统默认无衬线字体，正文和按钮文字大小保持一致，状态栏和提示文字稍小一级，形成清晰的视觉层次。</w:t>
       </w:r>
     </w:p>
     <w:sectPr>

--- a/docs/报告/详细设计-GUI与控制模块-B.docx
+++ b/docs/报告/详细设计-GUI与控制模块-B.docx
@@ -228,7 +228,6 @@
       </w:pPr>
       <w:bookmarkStart w:id="8" w:name="_Toc241061705"/>
       <w:bookmarkStart w:id="9" w:name="四-不足与改进"/>
-      <w:bookmarkStart w:id="12" w:name="_GoBack"/>
       <w:r>
         <w:rPr>
           <w:rFonts w:hint="eastAsia"/>
@@ -238,7 +237,6 @@
       </w:r>
       <w:bookmarkEnd w:id="8"/>
     </w:p>
-    <w:bookmarkEnd w:id="12"/>
     <w:p>
       <w:pPr>
         <w:pStyle w:val="4"/>
@@ -288,10 +286,12 @@
       <w:r>
         <w:rPr>
           <w:rFonts w:hint="eastAsia"/>
-          <w:lang w:eastAsia="zh-CN"/>
-        </w:rPr>
-        <w:t>五</w:t>
-      </w:r>
+          <w:lang w:val="en-US" w:eastAsia="zh-CN"/>
+        </w:rPr>
+        <w:t>六</w:t>
+      </w:r>
+      <w:bookmarkStart w:id="12" w:name="_GoBack"/>
+      <w:bookmarkEnd w:id="12"/>
       <w:r>
         <w:rPr>
           <w:lang w:eastAsia="zh-CN"/>
@@ -363,7 +363,7 @@
     <w:sdtPr>
       <w:id w:val="-1363818139"/>
       <w:docPartObj>
-        <w:docPartGallery w:val="AutoText"/>
+        <w:docPartGallery w:val="autotext"/>
       </w:docPartObj>
     </w:sdtPr>
     <w:sdtContent>
@@ -502,7 +502,7 @@
     <w:lsdException w:qFormat="1" w:unhideWhenUsed="0" w:uiPriority="0" w:semiHidden="0" w:name="Title"/>
     <w:lsdException w:unhideWhenUsed="0" w:uiPriority="0" w:semiHidden="0" w:name="Closing"/>
     <w:lsdException w:unhideWhenUsed="0" w:uiPriority="0" w:semiHidden="0" w:name="Signature"/>
-    <w:lsdException w:uiPriority="1" w:name="Default Paragraph Font"/>
+    <w:lsdException w:qFormat="1" w:uiPriority="1" w:name="Default Paragraph Font"/>
     <w:lsdException w:qFormat="1" w:unhideWhenUsed="0" w:uiPriority="0" w:semiHidden="0" w:name="Body Text"/>
     <w:lsdException w:unhideWhenUsed="0" w:uiPriority="0" w:semiHidden="0" w:name="Body Text Indent"/>
     <w:lsdException w:unhideWhenUsed="0" w:uiPriority="0" w:semiHidden="0" w:name="List Continue"/>
@@ -895,6 +895,7 @@
     <w:name w:val="Default Paragraph Font"/>
     <w:semiHidden/>
     <w:unhideWhenUsed/>
+    <w:qFormat/>
     <w:uiPriority w:val="1"/>
   </w:style>
   <w:style w:type="table" w:default="1" w:styleId="23">

--- a/docs/报告/详细设计-GUI与控制模块-B.docx
+++ b/docs/报告/详细设计-GUI与控制模块-B.docx
@@ -9,8 +9,8 @@
           <w:lang w:eastAsia="zh-CN"/>
         </w:rPr>
       </w:pPr>
-      <w:bookmarkStart w:id="0" w:name="_Toc241061701"/>
-      <w:bookmarkStart w:id="1" w:name="拓扑排序应用软件个人任务及感想"/>
+      <w:bookmarkStart w:id="0" w:name="_Toc4454"/>
+      <w:bookmarkStart w:id="1" w:name="拓扑排序应用软件概要设计报告"/>
       <w:r>
         <w:rPr>
           <w:rFonts w:hint="eastAsia"/>
@@ -22,19 +22,43 @@
     </w:p>
     <w:p>
       <w:pPr>
+        <w:pStyle w:val="4"/>
+        <w:ind w:firstLine="480"/>
+      </w:pPr>
+      <w:r>
+        <w:rPr>
+          <w:rFonts w:hint="eastAsia"/>
+        </w:rPr>
+        <w:t>本文档说明GUI与控制模块的类结构、方法设计和具体实现细节，作为开发和维护的依据。</w:t>
+      </w:r>
+    </w:p>
+    <w:p>
+      <w:pPr>
+        <w:pStyle w:val="3"/>
+        <w:ind w:firstLine="480"/>
+      </w:pPr>
+      <w:r>
+        <w:rPr>
+          <w:rFonts w:hint="eastAsia"/>
+        </w:rPr>
+        <w:t>本文由组员B 易雨杰编写，版本为V1.0，定稿日期为2026年9月25日。</w:t>
+      </w:r>
+    </w:p>
+    <w:p>
+      <w:pPr>
         <w:pStyle w:val="5"/>
         <w:rPr>
           <w:lang w:eastAsia="zh-CN"/>
         </w:rPr>
       </w:pPr>
-      <w:bookmarkStart w:id="2" w:name="_Toc241061702"/>
-      <w:bookmarkStart w:id="3" w:name="一-我承担的任务"/>
+      <w:bookmarkStart w:id="2" w:name="_Toc25908"/>
+      <w:bookmarkStart w:id="3" w:name="一-设计目标与范围"/>
       <w:r>
         <w:rPr>
           <w:rFonts w:hint="eastAsia"/>
           <w:lang w:eastAsia="zh-CN"/>
         </w:rPr>
-        <w:t>一 模块概述</w:t>
+        <w:t>一 类设计</w:t>
       </w:r>
       <w:bookmarkEnd w:id="2"/>
     </w:p>
@@ -47,7 +71,56 @@
         <w:rPr>
           <w:rFonts w:hint="eastAsia"/>
         </w:rPr>
-        <w:t>GUI与控制模块是用户直接接触的部分，负责接收输入、展示计算过程和结果、调度后台任务。整个软件采用三栏布局，左边输数据、中间看关系图、右边看排序结果，所有耗时的计算都在后台线程跑，不会卡住界面。模块内部按照"视图-控制器"分层，界面组件只负责显示和收事件，逻辑都放在 MainController 里，方便对接其他模块。</w:t>
+        <w:t>模块共包含7个核心类，分布在ui和util两个包中。MainFrame是主窗口类，继承JFrame，负责整体三栏布局，持有InputPanel、GraphPanel、ResultPanel、StatusBar的引用，是程序启动入口。</w:t>
+      </w:r>
+    </w:p>
+    <w:p>
+      <w:pPr>
+        <w:pStyle w:val="3"/>
+        <w:ind w:firstLine="480"/>
+        <w:rPr>
+          <w:rFonts w:hint="eastAsia"/>
+        </w:rPr>
+      </w:pPr>
+      <w:r>
+        <w:rPr>
+          <w:rFonts w:hint="eastAsia"/>
+        </w:rPr>
+        <w:t>MainController是控制器类，持有所有UI组件和其他模块的引用，接收所有按钮点击事件，创建SwingWorker后台任务。核心方法包括：compute()触发计算流程，cancelCompute()设置取消标记，applyEnumerationResult()在计算完成后更新界面，onSequenceSelected()处理结果选中联动，exportResult()调用导出模块。</w:t>
+      </w:r>
+    </w:p>
+    <w:p>
+      <w:pPr>
+        <w:pStyle w:val="3"/>
+        <w:ind w:firstLine="480"/>
+        <w:rPr>
+          <w:rFonts w:hint="eastAsia"/>
+        </w:rPr>
+      </w:pPr>
+      <w:r>
+        <w:rPr>
+          <w:rFonts w:hint="eastAsia"/>
+        </w:rPr>
+        <w:t>InputPanel是输入面板类，继承JPanel，包含JTextArea文本编辑区和三个按钮：打开文件、清空、示例数据。ResultPanel是结果面板类，继承JPanel，包含JList结果列表和翻页按钮，每页固定显示20条。StatusBar是状态栏类，继承JPanel，左边显示统计信息，右边显示状态提示。</w:t>
+      </w:r>
+    </w:p>
+    <w:bookmarkEnd w:id="3"/>
+    <w:p>
+      <w:pPr>
+        <w:pStyle w:val="3"/>
+        <w:ind w:firstLine="480"/>
+        <w:rPr>
+          <w:rFonts w:hint="eastAsia"/>
+          <w:lang w:eastAsia="zh-CN"/>
+        </w:rPr>
+      </w:pPr>
+      <w:bookmarkStart w:id="4" w:name="二-系统结构与模块职责"/>
+      <w:r>
+        <w:rPr>
+          <w:rFonts w:hint="eastAsia"/>
+          <w:lang w:eastAsia="zh-CN"/>
+        </w:rPr>
+        <w:t>UIStyle是工具类，管理全局配色、字体、按钮圆角，所有组件统一调用它获取样式。ExceptionHandler是异常工具类，所有错误都通过它弹窗展示中文提示。</w:t>
       </w:r>
     </w:p>
     <w:p>
@@ -58,34 +131,1194 @@
           <w:lang w:eastAsia="zh-CN"/>
         </w:rPr>
       </w:pPr>
+      <w:bookmarkStart w:id="5" w:name="_Toc23754"/>
       <w:r>
         <w:rPr>
           <w:rFonts w:hint="eastAsia"/>
           <w:lang w:eastAsia="zh-CN"/>
         </w:rPr>
-        <w:t>二 主窗口与布局设计</w:t>
+        <w:t>二 核心流程详细设计</w:t>
+      </w:r>
+      <w:bookmarkEnd w:id="5"/>
+    </w:p>
+    <w:p>
+      <w:pPr>
+        <w:pStyle w:val="3"/>
+        <w:ind w:firstLine="480"/>
+        <w:rPr>
+          <w:rFonts w:hint="eastAsia"/>
+        </w:rPr>
+      </w:pPr>
+      <w:bookmarkStart w:id="12" w:name="_GoBack"/>
+      <w:r>
+        <w:rPr>
+          <w:rFonts w:hint="eastAsia"/>
+        </w:rPr>
+        <w:t>计算流程：用户点击计算后，MainController首先判断输入文本是否为空，为空则直接调用ExceptionHandler弹窗。非空则创建SwingWorker，在doInBackground()方法里先调用D的DataParser.parse()解析输入，解析出错则收集错误信息。解析成功后调用A的AllTopoSorts.enumerate()，传入1000条上限、30秒超时和取消标记。计算完成后在done()方法里回到UI线程，更新三个面板和状态栏。</w:t>
       </w:r>
     </w:p>
-    <w:bookmarkEnd w:id="3"/>
+    <w:bookmarkEnd w:id="12"/>
     <w:p>
       <w:pPr>
         <w:pStyle w:val="4"/>
+        <w:ind w:firstLine="480"/>
+      </w:pPr>
+      <w:r>
+        <w:rPr>
+          <w:rFonts w:hint="eastAsia"/>
+        </w:rPr>
+        <w:t>取消流程：用户点击取消按钮时，MainController设置全局取消标记为true，算法在每层递归前检查这个标记，发现为true就停止搜索，返回CANCELLED状态。已生成的结果保留，不会丢失。</w:t>
+      </w:r>
+    </w:p>
+    <w:tbl>
+      <w:tblPr>
+        <w:tblStyle w:val="33"/>
+        <w:tblW w:w="5000" w:type="pct"/>
+        <w:jc w:val="center"/>
+        <w:tblBorders>
+          <w:top w:val="single" w:color="auto" w:sz="12" w:space="0"/>
+          <w:left w:val="none" w:color="auto" w:sz="0" w:space="0"/>
+          <w:bottom w:val="single" w:color="auto" w:sz="12" w:space="0"/>
+          <w:right w:val="none" w:color="auto" w:sz="0" w:space="0"/>
+          <w:insideH w:val="none" w:color="auto" w:sz="0" w:space="0"/>
+          <w:insideV w:val="none" w:color="auto" w:sz="0" w:space="0"/>
+        </w:tblBorders>
+        <w:tblLayout w:type="fixed"/>
+        <w:tblCellMar>
+          <w:top w:w="0" w:type="dxa"/>
+          <w:left w:w="108" w:type="dxa"/>
+          <w:bottom w:w="0" w:type="dxa"/>
+          <w:right w:w="108" w:type="dxa"/>
+        </w:tblCellMar>
+      </w:tblPr>
+      <w:tblGrid>
+        <w:gridCol w:w="1103"/>
+        <w:gridCol w:w="3049"/>
+        <w:gridCol w:w="2666"/>
+        <w:gridCol w:w="1488"/>
+      </w:tblGrid>
+      <w:tr>
+        <w:tblPrEx>
+          <w:tblBorders>
+            <w:top w:val="single" w:color="auto" w:sz="12" w:space="0"/>
+            <w:left w:val="none" w:color="auto" w:sz="0" w:space="0"/>
+            <w:bottom w:val="single" w:color="auto" w:sz="12" w:space="0"/>
+            <w:right w:val="none" w:color="auto" w:sz="0" w:space="0"/>
+            <w:insideH w:val="none" w:color="auto" w:sz="0" w:space="0"/>
+            <w:insideV w:val="none" w:color="auto" w:sz="0" w:space="0"/>
+          </w:tblBorders>
+          <w:tblCellMar>
+            <w:top w:w="0" w:type="dxa"/>
+            <w:left w:w="108" w:type="dxa"/>
+            <w:bottom w:w="0" w:type="dxa"/>
+            <w:right w:w="108" w:type="dxa"/>
+          </w:tblCellMar>
+        </w:tblPrEx>
+        <w:trPr>
+          <w:tblHeader/>
+          <w:jc w:val="center"/>
+        </w:trPr>
+        <w:tc>
+          <w:tcPr>
+            <w:tcW w:w="1103" w:type="dxa"/>
+            <w:tcBorders>
+              <w:bottom w:val="single" w:color="auto" w:sz="4" w:space="0"/>
+              <w:insideH w:val="single" w:sz="4" w:space="0"/>
+            </w:tcBorders>
+            <w:vAlign w:val="center"/>
+          </w:tcPr>
+          <w:p>
+            <w:pPr>
+              <w:pStyle w:val="29"/>
+              <w:jc w:val="center"/>
+              <w:rPr>
+                <w:b/>
+                <w:i w:val="0"/>
+                <w:sz w:val="20"/>
+                <w:szCs w:val="20"/>
+              </w:rPr>
+            </w:pPr>
+            <w:r>
+              <w:rPr>
+                <w:rFonts w:hint="eastAsia"/>
+                <w:b/>
+                <w:i w:val="0"/>
+                <w:sz w:val="20"/>
+                <w:szCs w:val="20"/>
+              </w:rPr>
+              <w:t>模块</w:t>
+            </w:r>
+          </w:p>
+        </w:tc>
+        <w:tc>
+          <w:tcPr>
+            <w:tcW w:w="3049" w:type="dxa"/>
+            <w:tcBorders>
+              <w:bottom w:val="single" w:color="auto" w:sz="4" w:space="0"/>
+              <w:insideH w:val="single" w:sz="4" w:space="0"/>
+            </w:tcBorders>
+            <w:vAlign w:val="center"/>
+          </w:tcPr>
+          <w:p>
+            <w:pPr>
+              <w:pStyle w:val="29"/>
+              <w:jc w:val="center"/>
+              <w:rPr>
+                <w:b/>
+                <w:i w:val="0"/>
+                <w:sz w:val="20"/>
+                <w:szCs w:val="20"/>
+              </w:rPr>
+            </w:pPr>
+            <w:r>
+              <w:rPr>
+                <w:rFonts w:hint="eastAsia"/>
+                <w:b/>
+                <w:i w:val="0"/>
+                <w:sz w:val="20"/>
+                <w:szCs w:val="20"/>
+              </w:rPr>
+              <w:t>主要组成</w:t>
+            </w:r>
+          </w:p>
+        </w:tc>
+        <w:tc>
+          <w:tcPr>
+            <w:tcW w:w="2666" w:type="dxa"/>
+            <w:tcBorders>
+              <w:bottom w:val="single" w:color="auto" w:sz="4" w:space="0"/>
+              <w:insideH w:val="single" w:sz="4" w:space="0"/>
+            </w:tcBorders>
+            <w:vAlign w:val="center"/>
+          </w:tcPr>
+          <w:p>
+            <w:pPr>
+              <w:pStyle w:val="29"/>
+              <w:jc w:val="center"/>
+              <w:rPr>
+                <w:b/>
+                <w:i w:val="0"/>
+                <w:sz w:val="20"/>
+                <w:szCs w:val="20"/>
+              </w:rPr>
+            </w:pPr>
+            <w:r>
+              <w:rPr>
+                <w:rFonts w:hint="eastAsia"/>
+                <w:b/>
+                <w:i w:val="0"/>
+                <w:sz w:val="20"/>
+                <w:szCs w:val="20"/>
+              </w:rPr>
+              <w:t>职责</w:t>
+            </w:r>
+          </w:p>
+        </w:tc>
+        <w:tc>
+          <w:tcPr>
+            <w:tcW w:w="1488" w:type="dxa"/>
+            <w:tcBorders>
+              <w:bottom w:val="single" w:color="auto" w:sz="4" w:space="0"/>
+              <w:insideH w:val="single" w:sz="4" w:space="0"/>
+            </w:tcBorders>
+            <w:vAlign w:val="center"/>
+          </w:tcPr>
+          <w:p>
+            <w:pPr>
+              <w:pStyle w:val="29"/>
+              <w:jc w:val="center"/>
+              <w:rPr>
+                <w:b/>
+                <w:i w:val="0"/>
+                <w:sz w:val="20"/>
+                <w:szCs w:val="20"/>
+              </w:rPr>
+            </w:pPr>
+            <w:r>
+              <w:rPr>
+                <w:rFonts w:hint="eastAsia"/>
+                <w:b/>
+                <w:i w:val="0"/>
+                <w:sz w:val="20"/>
+                <w:szCs w:val="20"/>
+              </w:rPr>
+              <w:t>主要负责成员</w:t>
+            </w:r>
+          </w:p>
+        </w:tc>
+      </w:tr>
+      <w:tr>
+        <w:tblPrEx>
+          <w:tblBorders>
+            <w:top w:val="single" w:color="auto" w:sz="12" w:space="0"/>
+            <w:left w:val="none" w:color="auto" w:sz="0" w:space="0"/>
+            <w:bottom w:val="single" w:color="auto" w:sz="12" w:space="0"/>
+            <w:right w:val="none" w:color="auto" w:sz="0" w:space="0"/>
+            <w:insideH w:val="none" w:color="auto" w:sz="0" w:space="0"/>
+            <w:insideV w:val="none" w:color="auto" w:sz="0" w:space="0"/>
+          </w:tblBorders>
+          <w:tblCellMar>
+            <w:top w:w="0" w:type="dxa"/>
+            <w:left w:w="108" w:type="dxa"/>
+            <w:bottom w:w="0" w:type="dxa"/>
+            <w:right w:w="108" w:type="dxa"/>
+          </w:tblCellMar>
+        </w:tblPrEx>
+        <w:trPr>
+          <w:jc w:val="center"/>
+        </w:trPr>
+        <w:tc>
+          <w:tcPr>
+            <w:tcW w:w="1103" w:type="dxa"/>
+            <w:vAlign w:val="center"/>
+          </w:tcPr>
+          <w:p>
+            <w:pPr>
+              <w:pStyle w:val="29"/>
+              <w:jc w:val="center"/>
+              <w:rPr>
+                <w:sz w:val="20"/>
+                <w:szCs w:val="20"/>
+              </w:rPr>
+            </w:pPr>
+            <w:r>
+              <w:rPr>
+                <w:sz w:val="20"/>
+                <w:szCs w:val="20"/>
+              </w:rPr>
+              <w:t>model</w:t>
+            </w:r>
+          </w:p>
+        </w:tc>
+        <w:tc>
+          <w:tcPr>
+            <w:tcW w:w="3049" w:type="dxa"/>
+            <w:vAlign w:val="center"/>
+          </w:tcPr>
+          <w:p>
+            <w:pPr>
+              <w:pStyle w:val="29"/>
+              <w:jc w:val="center"/>
+              <w:rPr>
+                <w:sz w:val="20"/>
+                <w:szCs w:val="20"/>
+              </w:rPr>
+            </w:pPr>
+            <w:r>
+              <w:rPr>
+                <w:sz w:val="20"/>
+                <w:szCs w:val="20"/>
+              </w:rPr>
+              <w:t>Vertex、Edge、Graph</w:t>
+            </w:r>
+          </w:p>
+        </w:tc>
+        <w:tc>
+          <w:tcPr>
+            <w:tcW w:w="2666" w:type="dxa"/>
+            <w:vAlign w:val="center"/>
+          </w:tcPr>
+          <w:p>
+            <w:pPr>
+              <w:pStyle w:val="29"/>
+              <w:jc w:val="center"/>
+              <w:rPr>
+                <w:sz w:val="20"/>
+                <w:szCs w:val="20"/>
+              </w:rPr>
+            </w:pPr>
+            <w:r>
+              <w:rPr>
+                <w:rFonts w:hint="eastAsia"/>
+                <w:sz w:val="20"/>
+                <w:szCs w:val="20"/>
+              </w:rPr>
+              <w:t>保存节点、直接前驱和后继关系，统一维护增删和查询</w:t>
+            </w:r>
+          </w:p>
+        </w:tc>
+        <w:tc>
+          <w:tcPr>
+            <w:tcW w:w="1488" w:type="dxa"/>
+            <w:vAlign w:val="center"/>
+          </w:tcPr>
+          <w:p>
+            <w:pPr>
+              <w:pStyle w:val="29"/>
+              <w:jc w:val="center"/>
+              <w:rPr>
+                <w:sz w:val="20"/>
+                <w:szCs w:val="20"/>
+              </w:rPr>
+            </w:pPr>
+            <w:r>
+              <w:rPr>
+                <w:sz w:val="20"/>
+                <w:szCs w:val="20"/>
+              </w:rPr>
+              <w:t>A</w:t>
+            </w:r>
+          </w:p>
+        </w:tc>
+      </w:tr>
+      <w:tr>
+        <w:tblPrEx>
+          <w:tblBorders>
+            <w:top w:val="single" w:color="auto" w:sz="12" w:space="0"/>
+            <w:left w:val="none" w:color="auto" w:sz="0" w:space="0"/>
+            <w:bottom w:val="single" w:color="auto" w:sz="12" w:space="0"/>
+            <w:right w:val="none" w:color="auto" w:sz="0" w:space="0"/>
+            <w:insideH w:val="none" w:color="auto" w:sz="0" w:space="0"/>
+            <w:insideV w:val="none" w:color="auto" w:sz="0" w:space="0"/>
+          </w:tblBorders>
+          <w:tblCellMar>
+            <w:top w:w="0" w:type="dxa"/>
+            <w:left w:w="108" w:type="dxa"/>
+            <w:bottom w:w="0" w:type="dxa"/>
+            <w:right w:w="108" w:type="dxa"/>
+          </w:tblCellMar>
+        </w:tblPrEx>
+        <w:trPr>
+          <w:jc w:val="center"/>
+        </w:trPr>
+        <w:tc>
+          <w:tcPr>
+            <w:tcW w:w="1103" w:type="dxa"/>
+            <w:vAlign w:val="center"/>
+          </w:tcPr>
+          <w:p>
+            <w:pPr>
+              <w:pStyle w:val="29"/>
+              <w:jc w:val="center"/>
+              <w:rPr>
+                <w:sz w:val="20"/>
+                <w:szCs w:val="20"/>
+              </w:rPr>
+            </w:pPr>
+            <w:r>
+              <w:rPr>
+                <w:sz w:val="20"/>
+                <w:szCs w:val="20"/>
+              </w:rPr>
+              <w:t>algorithm</w:t>
+            </w:r>
+          </w:p>
+        </w:tc>
+        <w:tc>
+          <w:tcPr>
+            <w:tcW w:w="3049" w:type="dxa"/>
+            <w:vAlign w:val="center"/>
+          </w:tcPr>
+          <w:p>
+            <w:pPr>
+              <w:pStyle w:val="29"/>
+              <w:jc w:val="center"/>
+              <w:rPr>
+                <w:sz w:val="20"/>
+                <w:szCs w:val="20"/>
+              </w:rPr>
+            </w:pPr>
+            <w:r>
+              <w:rPr>
+                <w:sz w:val="20"/>
+                <w:szCs w:val="20"/>
+              </w:rPr>
+              <w:t>TopologicalSolver、CycleDetector、AllTopoSorts</w:t>
+            </w:r>
+          </w:p>
+        </w:tc>
+        <w:tc>
+          <w:tcPr>
+            <w:tcW w:w="2666" w:type="dxa"/>
+            <w:vAlign w:val="center"/>
+          </w:tcPr>
+          <w:p>
+            <w:pPr>
+              <w:pStyle w:val="29"/>
+              <w:jc w:val="center"/>
+              <w:rPr>
+                <w:sz w:val="20"/>
+                <w:szCs w:val="20"/>
+              </w:rPr>
+            </w:pPr>
+            <w:r>
+              <w:rPr>
+                <w:rFonts w:hint="eastAsia"/>
+                <w:sz w:val="20"/>
+                <w:szCs w:val="20"/>
+              </w:rPr>
+              <w:t>单序列排序、闭合环路径定位、多序列枚举及状态返回</w:t>
+            </w:r>
+          </w:p>
+        </w:tc>
+        <w:tc>
+          <w:tcPr>
+            <w:tcW w:w="1488" w:type="dxa"/>
+            <w:vAlign w:val="center"/>
+          </w:tcPr>
+          <w:p>
+            <w:pPr>
+              <w:pStyle w:val="29"/>
+              <w:jc w:val="center"/>
+              <w:rPr>
+                <w:sz w:val="20"/>
+                <w:szCs w:val="20"/>
+              </w:rPr>
+            </w:pPr>
+            <w:r>
+              <w:rPr>
+                <w:sz w:val="20"/>
+                <w:szCs w:val="20"/>
+              </w:rPr>
+              <w:t>A</w:t>
+            </w:r>
+          </w:p>
+        </w:tc>
+      </w:tr>
+      <w:tr>
+        <w:tblPrEx>
+          <w:tblBorders>
+            <w:top w:val="single" w:color="auto" w:sz="12" w:space="0"/>
+            <w:left w:val="none" w:color="auto" w:sz="0" w:space="0"/>
+            <w:bottom w:val="single" w:color="auto" w:sz="12" w:space="0"/>
+            <w:right w:val="none" w:color="auto" w:sz="0" w:space="0"/>
+            <w:insideH w:val="none" w:color="auto" w:sz="0" w:space="0"/>
+            <w:insideV w:val="none" w:color="auto" w:sz="0" w:space="0"/>
+          </w:tblBorders>
+          <w:tblCellMar>
+            <w:top w:w="0" w:type="dxa"/>
+            <w:left w:w="108" w:type="dxa"/>
+            <w:bottom w:w="0" w:type="dxa"/>
+            <w:right w:w="108" w:type="dxa"/>
+          </w:tblCellMar>
+        </w:tblPrEx>
+        <w:trPr>
+          <w:jc w:val="center"/>
+        </w:trPr>
+        <w:tc>
+          <w:tcPr>
+            <w:tcW w:w="1103" w:type="dxa"/>
+            <w:vAlign w:val="center"/>
+          </w:tcPr>
+          <w:p>
+            <w:pPr>
+              <w:pStyle w:val="29"/>
+              <w:jc w:val="center"/>
+              <w:rPr>
+                <w:sz w:val="20"/>
+                <w:szCs w:val="20"/>
+              </w:rPr>
+            </w:pPr>
+            <w:r>
+              <w:rPr>
+                <w:sz w:val="20"/>
+                <w:szCs w:val="20"/>
+              </w:rPr>
+              <w:t>ui</w:t>
+            </w:r>
+          </w:p>
+        </w:tc>
+        <w:tc>
+          <w:tcPr>
+            <w:tcW w:w="3049" w:type="dxa"/>
+            <w:vAlign w:val="center"/>
+          </w:tcPr>
+          <w:p>
+            <w:pPr>
+              <w:pStyle w:val="29"/>
+              <w:jc w:val="center"/>
+              <w:rPr>
+                <w:sz w:val="20"/>
+                <w:szCs w:val="20"/>
+              </w:rPr>
+            </w:pPr>
+            <w:r>
+              <w:rPr>
+                <w:sz w:val="20"/>
+                <w:szCs w:val="20"/>
+              </w:rPr>
+              <w:t>MainFrame、MainController、InputPanel、ResultPanel、StatusBar</w:t>
+            </w:r>
+          </w:p>
+        </w:tc>
+        <w:tc>
+          <w:tcPr>
+            <w:tcW w:w="2666" w:type="dxa"/>
+            <w:vAlign w:val="center"/>
+          </w:tcPr>
+          <w:p>
+            <w:pPr>
+              <w:pStyle w:val="29"/>
+              <w:jc w:val="center"/>
+              <w:rPr>
+                <w:sz w:val="20"/>
+                <w:szCs w:val="20"/>
+              </w:rPr>
+            </w:pPr>
+            <w:r>
+              <w:rPr>
+                <w:rFonts w:hint="eastAsia"/>
+                <w:sz w:val="20"/>
+                <w:szCs w:val="20"/>
+              </w:rPr>
+              <w:t>窗口组织、事件响应、后台计算调度、结果展示</w:t>
+            </w:r>
+          </w:p>
+        </w:tc>
+        <w:tc>
+          <w:tcPr>
+            <w:tcW w:w="1488" w:type="dxa"/>
+            <w:vAlign w:val="center"/>
+          </w:tcPr>
+          <w:p>
+            <w:pPr>
+              <w:pStyle w:val="29"/>
+              <w:jc w:val="center"/>
+              <w:rPr>
+                <w:sz w:val="20"/>
+                <w:szCs w:val="20"/>
+              </w:rPr>
+            </w:pPr>
+            <w:r>
+              <w:rPr>
+                <w:sz w:val="20"/>
+                <w:szCs w:val="20"/>
+              </w:rPr>
+              <w:t>B</w:t>
+            </w:r>
+          </w:p>
+        </w:tc>
+      </w:tr>
+      <w:tr>
+        <w:tblPrEx>
+          <w:tblBorders>
+            <w:top w:val="single" w:color="auto" w:sz="12" w:space="0"/>
+            <w:left w:val="none" w:color="auto" w:sz="0" w:space="0"/>
+            <w:bottom w:val="single" w:color="auto" w:sz="12" w:space="0"/>
+            <w:right w:val="none" w:color="auto" w:sz="0" w:space="0"/>
+            <w:insideH w:val="none" w:color="auto" w:sz="0" w:space="0"/>
+            <w:insideV w:val="none" w:color="auto" w:sz="0" w:space="0"/>
+          </w:tblBorders>
+          <w:tblCellMar>
+            <w:top w:w="0" w:type="dxa"/>
+            <w:left w:w="108" w:type="dxa"/>
+            <w:bottom w:w="0" w:type="dxa"/>
+            <w:right w:w="108" w:type="dxa"/>
+          </w:tblCellMar>
+        </w:tblPrEx>
+        <w:trPr>
+          <w:jc w:val="center"/>
+        </w:trPr>
+        <w:tc>
+          <w:tcPr>
+            <w:tcW w:w="1103" w:type="dxa"/>
+            <w:vAlign w:val="center"/>
+          </w:tcPr>
+          <w:p>
+            <w:pPr>
+              <w:pStyle w:val="29"/>
+              <w:jc w:val="center"/>
+              <w:rPr>
+                <w:sz w:val="20"/>
+                <w:szCs w:val="20"/>
+              </w:rPr>
+            </w:pPr>
+            <w:r>
+              <w:rPr>
+                <w:sz w:val="20"/>
+                <w:szCs w:val="20"/>
+              </w:rPr>
+              <w:t>view</w:t>
+            </w:r>
+          </w:p>
+        </w:tc>
+        <w:tc>
+          <w:tcPr>
+            <w:tcW w:w="3049" w:type="dxa"/>
+            <w:vAlign w:val="center"/>
+          </w:tcPr>
+          <w:p>
+            <w:pPr>
+              <w:pStyle w:val="29"/>
+              <w:jc w:val="center"/>
+              <w:rPr>
+                <w:sz w:val="20"/>
+                <w:szCs w:val="20"/>
+              </w:rPr>
+            </w:pPr>
+            <w:r>
+              <w:rPr>
+                <w:sz w:val="20"/>
+                <w:szCs w:val="20"/>
+              </w:rPr>
+              <w:t>GraphPanel、LayoutManager</w:t>
+            </w:r>
+          </w:p>
+        </w:tc>
+        <w:tc>
+          <w:tcPr>
+            <w:tcW w:w="2666" w:type="dxa"/>
+            <w:vAlign w:val="center"/>
+          </w:tcPr>
+          <w:p>
+            <w:pPr>
+              <w:pStyle w:val="29"/>
+              <w:jc w:val="center"/>
+              <w:rPr>
+                <w:sz w:val="20"/>
+                <w:szCs w:val="20"/>
+              </w:rPr>
+            </w:pPr>
+            <w:r>
+              <w:rPr>
+                <w:rFonts w:hint="eastAsia"/>
+                <w:sz w:val="20"/>
+                <w:szCs w:val="20"/>
+              </w:rPr>
+              <w:t>关系图绘制、布局、缩放、平移、拖动与高亮</w:t>
+            </w:r>
+          </w:p>
+        </w:tc>
+        <w:tc>
+          <w:tcPr>
+            <w:tcW w:w="1488" w:type="dxa"/>
+            <w:vAlign w:val="center"/>
+          </w:tcPr>
+          <w:p>
+            <w:pPr>
+              <w:pStyle w:val="29"/>
+              <w:jc w:val="center"/>
+              <w:rPr>
+                <w:sz w:val="20"/>
+                <w:szCs w:val="20"/>
+              </w:rPr>
+            </w:pPr>
+            <w:r>
+              <w:rPr>
+                <w:sz w:val="20"/>
+                <w:szCs w:val="20"/>
+              </w:rPr>
+              <w:t>C</w:t>
+            </w:r>
+          </w:p>
+        </w:tc>
+      </w:tr>
+      <w:tr>
+        <w:tblPrEx>
+          <w:tblBorders>
+            <w:top w:val="single" w:color="auto" w:sz="12" w:space="0"/>
+            <w:left w:val="none" w:color="auto" w:sz="0" w:space="0"/>
+            <w:bottom w:val="single" w:color="auto" w:sz="12" w:space="0"/>
+            <w:right w:val="none" w:color="auto" w:sz="0" w:space="0"/>
+            <w:insideH w:val="none" w:color="auto" w:sz="0" w:space="0"/>
+            <w:insideV w:val="none" w:color="auto" w:sz="0" w:space="0"/>
+          </w:tblBorders>
+          <w:tblCellMar>
+            <w:top w:w="0" w:type="dxa"/>
+            <w:left w:w="108" w:type="dxa"/>
+            <w:bottom w:w="0" w:type="dxa"/>
+            <w:right w:w="108" w:type="dxa"/>
+          </w:tblCellMar>
+        </w:tblPrEx>
+        <w:trPr>
+          <w:jc w:val="center"/>
+        </w:trPr>
+        <w:tc>
+          <w:tcPr>
+            <w:tcW w:w="1103" w:type="dxa"/>
+            <w:vAlign w:val="center"/>
+          </w:tcPr>
+          <w:p>
+            <w:pPr>
+              <w:pStyle w:val="29"/>
+              <w:jc w:val="center"/>
+              <w:rPr>
+                <w:sz w:val="20"/>
+                <w:szCs w:val="20"/>
+              </w:rPr>
+            </w:pPr>
+            <w:r>
+              <w:rPr>
+                <w:sz w:val="20"/>
+                <w:szCs w:val="20"/>
+              </w:rPr>
+              <w:t>io</w:t>
+            </w:r>
+          </w:p>
+        </w:tc>
+        <w:tc>
+          <w:tcPr>
+            <w:tcW w:w="3049" w:type="dxa"/>
+            <w:vAlign w:val="center"/>
+          </w:tcPr>
+          <w:p>
+            <w:pPr>
+              <w:pStyle w:val="29"/>
+              <w:jc w:val="center"/>
+              <w:rPr>
+                <w:sz w:val="20"/>
+                <w:szCs w:val="20"/>
+              </w:rPr>
+            </w:pPr>
+            <w:r>
+              <w:rPr>
+                <w:sz w:val="20"/>
+                <w:szCs w:val="20"/>
+              </w:rPr>
+              <w:t>DataParser、ParseResult、ParseIssue、FileManager</w:t>
+            </w:r>
+          </w:p>
+        </w:tc>
+        <w:tc>
+          <w:tcPr>
+            <w:tcW w:w="2666" w:type="dxa"/>
+            <w:vAlign w:val="center"/>
+          </w:tcPr>
+          <w:p>
+            <w:pPr>
+              <w:pStyle w:val="29"/>
+              <w:jc w:val="center"/>
+              <w:rPr>
+                <w:sz w:val="20"/>
+                <w:szCs w:val="20"/>
+              </w:rPr>
+            </w:pPr>
+            <w:r>
+              <w:rPr>
+                <w:rFonts w:hint="eastAsia"/>
+                <w:sz w:val="20"/>
+                <w:szCs w:val="20"/>
+              </w:rPr>
+              <w:t>解析、问题定位、关系文本读写和排序结果导出</w:t>
+            </w:r>
+          </w:p>
+        </w:tc>
+        <w:tc>
+          <w:tcPr>
+            <w:tcW w:w="1488" w:type="dxa"/>
+            <w:vAlign w:val="center"/>
+          </w:tcPr>
+          <w:p>
+            <w:pPr>
+              <w:pStyle w:val="29"/>
+              <w:jc w:val="center"/>
+              <w:rPr>
+                <w:sz w:val="20"/>
+                <w:szCs w:val="20"/>
+              </w:rPr>
+            </w:pPr>
+            <w:r>
+              <w:rPr>
+                <w:sz w:val="20"/>
+                <w:szCs w:val="20"/>
+              </w:rPr>
+              <w:t>D</w:t>
+            </w:r>
+          </w:p>
+        </w:tc>
+      </w:tr>
+      <w:tr>
+        <w:tblPrEx>
+          <w:tblBorders>
+            <w:top w:val="single" w:color="auto" w:sz="12" w:space="0"/>
+            <w:left w:val="none" w:color="auto" w:sz="0" w:space="0"/>
+            <w:bottom w:val="single" w:color="auto" w:sz="12" w:space="0"/>
+            <w:right w:val="none" w:color="auto" w:sz="0" w:space="0"/>
+            <w:insideH w:val="none" w:color="auto" w:sz="0" w:space="0"/>
+            <w:insideV w:val="none" w:color="auto" w:sz="0" w:space="0"/>
+          </w:tblBorders>
+          <w:tblCellMar>
+            <w:top w:w="0" w:type="dxa"/>
+            <w:left w:w="108" w:type="dxa"/>
+            <w:bottom w:w="0" w:type="dxa"/>
+            <w:right w:w="108" w:type="dxa"/>
+          </w:tblCellMar>
+        </w:tblPrEx>
+        <w:trPr>
+          <w:jc w:val="center"/>
+        </w:trPr>
+        <w:tc>
+          <w:tcPr>
+            <w:tcW w:w="1103" w:type="dxa"/>
+            <w:vAlign w:val="center"/>
+          </w:tcPr>
+          <w:p>
+            <w:pPr>
+              <w:pStyle w:val="29"/>
+              <w:jc w:val="center"/>
+              <w:rPr>
+                <w:sz w:val="20"/>
+                <w:szCs w:val="20"/>
+              </w:rPr>
+            </w:pPr>
+            <w:r>
+              <w:rPr>
+                <w:sz w:val="20"/>
+                <w:szCs w:val="20"/>
+              </w:rPr>
+              <w:t>io</w:t>
+            </w:r>
+          </w:p>
+        </w:tc>
+        <w:tc>
+          <w:tcPr>
+            <w:tcW w:w="3049" w:type="dxa"/>
+            <w:vAlign w:val="center"/>
+          </w:tcPr>
+          <w:p>
+            <w:pPr>
+              <w:pStyle w:val="29"/>
+              <w:jc w:val="center"/>
+              <w:rPr>
+                <w:sz w:val="20"/>
+                <w:szCs w:val="20"/>
+              </w:rPr>
+            </w:pPr>
+            <w:r>
+              <w:rPr>
+                <w:sz w:val="20"/>
+                <w:szCs w:val="20"/>
+              </w:rPr>
+              <w:t>ImageExporter</w:t>
+            </w:r>
+          </w:p>
+        </w:tc>
+        <w:tc>
+          <w:tcPr>
+            <w:tcW w:w="2666" w:type="dxa"/>
+            <w:vAlign w:val="center"/>
+          </w:tcPr>
+          <w:p>
+            <w:pPr>
+              <w:pStyle w:val="29"/>
+              <w:jc w:val="center"/>
+              <w:rPr>
+                <w:sz w:val="20"/>
+                <w:szCs w:val="20"/>
+              </w:rPr>
+            </w:pPr>
+            <w:r>
+              <w:rPr>
+                <w:rFonts w:hint="eastAsia"/>
+                <w:sz w:val="20"/>
+                <w:szCs w:val="20"/>
+              </w:rPr>
+              <w:t>封装图片选择导出和时间戳命名导出入口</w:t>
+            </w:r>
+          </w:p>
+        </w:tc>
+        <w:tc>
+          <w:tcPr>
+            <w:tcW w:w="1488" w:type="dxa"/>
+            <w:vAlign w:val="center"/>
+          </w:tcPr>
+          <w:p>
+            <w:pPr>
+              <w:pStyle w:val="29"/>
+              <w:jc w:val="center"/>
+              <w:rPr>
+                <w:sz w:val="20"/>
+                <w:szCs w:val="20"/>
+              </w:rPr>
+            </w:pPr>
+            <w:r>
+              <w:rPr>
+                <w:sz w:val="20"/>
+                <w:szCs w:val="20"/>
+              </w:rPr>
+              <w:t>C</w:t>
+            </w:r>
+          </w:p>
+        </w:tc>
+      </w:tr>
+      <w:tr>
+        <w:tblPrEx>
+          <w:tblBorders>
+            <w:top w:val="single" w:color="auto" w:sz="12" w:space="0"/>
+            <w:left w:val="none" w:color="auto" w:sz="0" w:space="0"/>
+            <w:bottom w:val="single" w:color="auto" w:sz="12" w:space="0"/>
+            <w:right w:val="none" w:color="auto" w:sz="0" w:space="0"/>
+            <w:insideH w:val="none" w:color="auto" w:sz="0" w:space="0"/>
+            <w:insideV w:val="none" w:color="auto" w:sz="0" w:space="0"/>
+          </w:tblBorders>
+          <w:tblCellMar>
+            <w:top w:w="0" w:type="dxa"/>
+            <w:left w:w="108" w:type="dxa"/>
+            <w:bottom w:w="0" w:type="dxa"/>
+            <w:right w:w="108" w:type="dxa"/>
+          </w:tblCellMar>
+        </w:tblPrEx>
+        <w:trPr>
+          <w:jc w:val="center"/>
+        </w:trPr>
+        <w:tc>
+          <w:tcPr>
+            <w:tcW w:w="1103" w:type="dxa"/>
+            <w:vAlign w:val="center"/>
+          </w:tcPr>
+          <w:p>
+            <w:pPr>
+              <w:pStyle w:val="29"/>
+              <w:jc w:val="center"/>
+              <w:rPr>
+                <w:sz w:val="20"/>
+                <w:szCs w:val="20"/>
+              </w:rPr>
+            </w:pPr>
+            <w:r>
+              <w:rPr>
+                <w:sz w:val="20"/>
+                <w:szCs w:val="20"/>
+              </w:rPr>
+              <w:t>util</w:t>
+            </w:r>
+          </w:p>
+        </w:tc>
+        <w:tc>
+          <w:tcPr>
+            <w:tcW w:w="3049" w:type="dxa"/>
+            <w:vAlign w:val="center"/>
+          </w:tcPr>
+          <w:p>
+            <w:pPr>
+              <w:pStyle w:val="29"/>
+              <w:jc w:val="center"/>
+              <w:rPr>
+                <w:sz w:val="20"/>
+                <w:szCs w:val="20"/>
+              </w:rPr>
+            </w:pPr>
+            <w:r>
+              <w:rPr>
+                <w:sz w:val="20"/>
+                <w:szCs w:val="20"/>
+              </w:rPr>
+              <w:t>InputValidator、ExceptionHandler、UIStyle</w:t>
+            </w:r>
+          </w:p>
+        </w:tc>
+        <w:tc>
+          <w:tcPr>
+            <w:tcW w:w="2666" w:type="dxa"/>
+            <w:vAlign w:val="center"/>
+          </w:tcPr>
+          <w:p>
+            <w:pPr>
+              <w:pStyle w:val="29"/>
+              <w:jc w:val="center"/>
+              <w:rPr>
+                <w:sz w:val="20"/>
+                <w:szCs w:val="20"/>
+              </w:rPr>
+            </w:pPr>
+            <w:r>
+              <w:rPr>
+                <w:rFonts w:hint="eastAsia"/>
+                <w:sz w:val="20"/>
+                <w:szCs w:val="20"/>
+              </w:rPr>
+              <w:t>校验辅助、统一提示和界面样式</w:t>
+            </w:r>
+          </w:p>
+        </w:tc>
+        <w:tc>
+          <w:tcPr>
+            <w:tcW w:w="1488" w:type="dxa"/>
+            <w:vAlign w:val="center"/>
+          </w:tcPr>
+          <w:p>
+            <w:pPr>
+              <w:pStyle w:val="29"/>
+              <w:jc w:val="center"/>
+              <w:rPr>
+                <w:sz w:val="20"/>
+                <w:szCs w:val="20"/>
+              </w:rPr>
+            </w:pPr>
+            <w:r>
+              <w:rPr>
+                <w:sz w:val="20"/>
+                <w:szCs w:val="20"/>
+              </w:rPr>
+              <w:t>D、B</w:t>
+            </w:r>
+          </w:p>
+        </w:tc>
+      </w:tr>
+      <w:tr>
+        <w:tblPrEx>
+          <w:tblBorders>
+            <w:top w:val="single" w:color="auto" w:sz="12" w:space="0"/>
+            <w:left w:val="none" w:color="auto" w:sz="0" w:space="0"/>
+            <w:bottom w:val="single" w:color="auto" w:sz="12" w:space="0"/>
+            <w:right w:val="none" w:color="auto" w:sz="0" w:space="0"/>
+            <w:insideH w:val="none" w:color="auto" w:sz="0" w:space="0"/>
+            <w:insideV w:val="none" w:color="auto" w:sz="0" w:space="0"/>
+          </w:tblBorders>
+          <w:tblCellMar>
+            <w:top w:w="0" w:type="dxa"/>
+            <w:left w:w="108" w:type="dxa"/>
+            <w:bottom w:w="0" w:type="dxa"/>
+            <w:right w:w="108" w:type="dxa"/>
+          </w:tblCellMar>
+        </w:tblPrEx>
+        <w:trPr>
+          <w:jc w:val="center"/>
+        </w:trPr>
+        <w:tc>
+          <w:tcPr>
+            <w:tcW w:w="1103" w:type="dxa"/>
+            <w:vAlign w:val="center"/>
+          </w:tcPr>
+          <w:p>
+            <w:pPr>
+              <w:pStyle w:val="29"/>
+              <w:jc w:val="center"/>
+              <w:rPr>
+                <w:sz w:val="20"/>
+                <w:szCs w:val="20"/>
+              </w:rPr>
+            </w:pPr>
+            <w:r>
+              <w:rPr>
+                <w:rFonts w:hint="eastAsia"/>
+                <w:sz w:val="20"/>
+                <w:szCs w:val="20"/>
+              </w:rPr>
+              <w:t>独立验证</w:t>
+            </w:r>
+          </w:p>
+        </w:tc>
+        <w:tc>
+          <w:tcPr>
+            <w:tcW w:w="3049" w:type="dxa"/>
+            <w:vAlign w:val="center"/>
+          </w:tcPr>
+          <w:p>
+            <w:pPr>
+              <w:pStyle w:val="29"/>
+              <w:jc w:val="center"/>
+              <w:rPr>
+                <w:sz w:val="20"/>
+                <w:szCs w:val="20"/>
+              </w:rPr>
+            </w:pPr>
+            <w:r>
+              <w:rPr>
+                <w:sz w:val="20"/>
+                <w:szCs w:val="20"/>
+              </w:rPr>
+              <w:t xml:space="preserve">AlgorithmRunner、test </w:t>
+            </w:r>
+            <w:r>
+              <w:rPr>
+                <w:rFonts w:hint="eastAsia"/>
+                <w:sz w:val="20"/>
+                <w:szCs w:val="20"/>
+              </w:rPr>
+              <w:t>下测试类</w:t>
+            </w:r>
+          </w:p>
+        </w:tc>
+        <w:tc>
+          <w:tcPr>
+            <w:tcW w:w="2666" w:type="dxa"/>
+            <w:vAlign w:val="center"/>
+          </w:tcPr>
+          <w:p>
+            <w:pPr>
+              <w:pStyle w:val="29"/>
+              <w:jc w:val="center"/>
+              <w:rPr>
+                <w:sz w:val="20"/>
+                <w:szCs w:val="20"/>
+              </w:rPr>
+            </w:pPr>
+            <w:r>
+              <w:rPr>
+                <w:rFonts w:hint="eastAsia"/>
+                <w:sz w:val="20"/>
+                <w:szCs w:val="20"/>
+              </w:rPr>
+              <w:t>命令行调用、算法和容错测试，各模块另有作者自测</w:t>
+            </w:r>
+          </w:p>
+        </w:tc>
+        <w:tc>
+          <w:tcPr>
+            <w:tcW w:w="1488" w:type="dxa"/>
+            <w:vAlign w:val="center"/>
+          </w:tcPr>
+          <w:p>
+            <w:pPr>
+              <w:pStyle w:val="29"/>
+              <w:jc w:val="center"/>
+              <w:rPr>
+                <w:sz w:val="20"/>
+                <w:szCs w:val="20"/>
+              </w:rPr>
+            </w:pPr>
+            <w:r>
+              <w:rPr>
+                <w:rFonts w:hint="eastAsia"/>
+                <w:sz w:val="20"/>
+                <w:szCs w:val="20"/>
+              </w:rPr>
+              <w:t>E及各模块作者</w:t>
+            </w:r>
+          </w:p>
+        </w:tc>
+      </w:tr>
+    </w:tbl>
+    <w:p>
+      <w:pPr>
+        <w:pStyle w:val="3"/>
+        <w:ind w:firstLine="480"/>
+      </w:pPr>
+      <w:r>
+        <w:rPr>
+          <w:rFonts w:hint="eastAsia"/>
+        </w:rPr>
+        <w:t>结果联动流程：ResultPanel的ListSelectionListener捕获选中事件，计算全局序号：全局序号 = 当前页索引 × 20 + 页内位置。然后回调MainController，MainController把选中的序列和序号传给GraphPanel，GraphPanel按序号选颜色（绿/橙/紫/青/粉五色循环），节点填充对应颜色，右上角标注顺序序号。</w:t>
+      </w:r>
+    </w:p>
+    <w:bookmarkEnd w:id="4"/>
+    <w:p>
+      <w:pPr>
+        <w:pStyle w:val="3"/>
         <w:ind w:firstLine="480"/>
         <w:rPr>
           <w:rFonts w:hint="eastAsia"/>
           <w:lang w:eastAsia="zh-CN"/>
         </w:rPr>
       </w:pPr>
-      <w:bookmarkStart w:id="4" w:name="_Toc241061703"/>
-      <w:bookmarkStart w:id="5" w:name="二-对算法实践的体会"/>
+      <w:bookmarkStart w:id="6" w:name="三-核心业务流程与数据流"/>
       <w:r>
         <w:rPr>
           <w:rFonts w:hint="eastAsia"/>
           <w:lang w:eastAsia="zh-CN"/>
         </w:rPr>
-        <w:t>MainFrame 是主窗口，从上到下是工具栏、三栏分割面板、底部状态栏。中间用 JSplitPane 水平分成三块，宽度可以拖拽调整，窗口拉大拉小的时候自动适配。顶部工具栏放最常用的按钮：打开文件、清空、开始计算、取消计算、导出结果、导出图片、切换布局，按钮大小、颜色、圆角都统一从 UIStyle 取。底部状态栏左边显示当前有多少节点、多少条边、多少个排序结果，右边显示当前状态提示，比如"正在计算..."或者"计算完成，共 X 条结果"。</w:t>
+        <w:t>导出流程：用户点击导出按钮，MainController从当前EnumerationResult里提取结果列表、isComplete()、getStopReason()，把停止原因转成中文文本。弹出文件选择框让用户选TXT或CSV，然后调用D的FileManager.exportTxt()或exportCsv()，把这些信息传进去，D在文件头写入状态信息。导出完成后弹窗提示成功。</w:t>
       </w:r>
-      <w:bookmarkEnd w:id="4"/>
+    </w:p>
+    <w:p>
+      <w:pPr>
+        <w:pStyle w:val="5"/>
+        <w:rPr>
+          <w:rFonts w:hint="eastAsia"/>
+          <w:lang w:eastAsia="zh-CN"/>
+        </w:rPr>
+      </w:pPr>
+      <w:bookmarkStart w:id="7" w:name="_Toc24822"/>
+      <w:bookmarkStart w:id="8" w:name="输入解析与建图"/>
+      <w:r>
+        <w:rPr>
+          <w:rFonts w:hint="eastAsia"/>
+          <w:lang w:eastAsia="zh-CN"/>
+        </w:rPr>
+        <w:t>三 异常处理设计</w:t>
+      </w:r>
+      <w:bookmarkEnd w:id="7"/>
     </w:p>
     <w:p>
       <w:pPr>
@@ -96,229 +1329,1974 @@
         <w:rPr>
           <w:rFonts w:hint="eastAsia"/>
         </w:rPr>
-        <w:t>左边的 InputPanel 就是一个多行文本框，用户可以直接往里贴关系数据，下面放三个小按钮：导入文件、清空、加载示例。右边的 ResultPanel 用 JList 显示所有拓扑排序结果，做了分页，每页只显示 20 条，下面有翻页和复制按钮，就算有几千条结果也不会一次性把界面卡死。</w:t>
+        <w:t>所有异常都在MainController统一捕获，不抛到EDT线程。解析错误时弹窗提示具体行号和原因；空输入提示先输入数据；导出失败提示文件被占用或权限问题；计算过程中出错时弹窗提示，同时保留已经生成的结果，不崩溃。</w:t>
       </w:r>
     </w:p>
+    <w:bookmarkEnd w:id="6"/>
+    <w:bookmarkEnd w:id="8"/>
+    <w:tbl>
+      <w:tblPr>
+        <w:tblStyle w:val="33"/>
+        <w:tblW w:w="5000" w:type="pct"/>
+        <w:jc w:val="center"/>
+        <w:tblBorders>
+          <w:top w:val="single" w:color="auto" w:sz="12" w:space="0"/>
+          <w:left w:val="none" w:color="auto" w:sz="0" w:space="0"/>
+          <w:bottom w:val="single" w:color="auto" w:sz="12" w:space="0"/>
+          <w:right w:val="none" w:color="auto" w:sz="0" w:space="0"/>
+          <w:insideH w:val="none" w:color="auto" w:sz="0" w:space="0"/>
+          <w:insideV w:val="none" w:color="auto" w:sz="0" w:space="0"/>
+        </w:tblBorders>
+        <w:tblLayout w:type="fixed"/>
+        <w:tblCellMar>
+          <w:top w:w="0" w:type="dxa"/>
+          <w:left w:w="108" w:type="dxa"/>
+          <w:bottom w:w="0" w:type="dxa"/>
+          <w:right w:w="108" w:type="dxa"/>
+        </w:tblCellMar>
+      </w:tblPr>
+      <w:tblGrid>
+        <w:gridCol w:w="1960"/>
+        <w:gridCol w:w="3577"/>
+        <w:gridCol w:w="2769"/>
+      </w:tblGrid>
+      <w:tr>
+        <w:tblPrEx>
+          <w:tblBorders>
+            <w:top w:val="single" w:color="auto" w:sz="12" w:space="0"/>
+            <w:left w:val="none" w:color="auto" w:sz="0" w:space="0"/>
+            <w:bottom w:val="single" w:color="auto" w:sz="12" w:space="0"/>
+            <w:right w:val="none" w:color="auto" w:sz="0" w:space="0"/>
+            <w:insideH w:val="none" w:color="auto" w:sz="0" w:space="0"/>
+            <w:insideV w:val="none" w:color="auto" w:sz="0" w:space="0"/>
+          </w:tblBorders>
+          <w:tblCellMar>
+            <w:top w:w="0" w:type="dxa"/>
+            <w:left w:w="108" w:type="dxa"/>
+            <w:bottom w:w="0" w:type="dxa"/>
+            <w:right w:w="108" w:type="dxa"/>
+          </w:tblCellMar>
+        </w:tblPrEx>
+        <w:trPr>
+          <w:tblHeader/>
+          <w:jc w:val="center"/>
+        </w:trPr>
+        <w:tc>
+          <w:tcPr>
+            <w:tcW w:w="1960" w:type="dxa"/>
+            <w:tcBorders>
+              <w:bottom w:val="single" w:color="auto" w:sz="4" w:space="0"/>
+              <w:insideH w:val="single" w:sz="4" w:space="0"/>
+            </w:tcBorders>
+            <w:vAlign w:val="center"/>
+          </w:tcPr>
+          <w:p>
+            <w:pPr>
+              <w:pStyle w:val="29"/>
+              <w:jc w:val="center"/>
+              <w:rPr>
+                <w:b/>
+                <w:i w:val="0"/>
+                <w:sz w:val="20"/>
+                <w:szCs w:val="20"/>
+              </w:rPr>
+            </w:pPr>
+            <w:bookmarkStart w:id="9" w:name="四-主要数据对象与状态约定"/>
+            <w:r>
+              <w:rPr>
+                <w:rFonts w:hint="eastAsia"/>
+                <w:b/>
+                <w:i w:val="0"/>
+                <w:sz w:val="20"/>
+                <w:szCs w:val="20"/>
+              </w:rPr>
+              <w:t>停止原因</w:t>
+            </w:r>
+          </w:p>
+        </w:tc>
+        <w:tc>
+          <w:tcPr>
+            <w:tcW w:w="3577" w:type="dxa"/>
+            <w:tcBorders>
+              <w:bottom w:val="single" w:color="auto" w:sz="4" w:space="0"/>
+              <w:insideH w:val="single" w:sz="4" w:space="0"/>
+            </w:tcBorders>
+            <w:vAlign w:val="center"/>
+          </w:tcPr>
+          <w:p>
+            <w:pPr>
+              <w:pStyle w:val="29"/>
+              <w:jc w:val="center"/>
+              <w:rPr>
+                <w:b/>
+                <w:i w:val="0"/>
+                <w:sz w:val="20"/>
+                <w:szCs w:val="20"/>
+              </w:rPr>
+            </w:pPr>
+            <w:r>
+              <w:rPr>
+                <w:rFonts w:hint="eastAsia"/>
+                <w:b/>
+                <w:i w:val="0"/>
+                <w:sz w:val="20"/>
+                <w:szCs w:val="20"/>
+              </w:rPr>
+              <w:t>结果含义</w:t>
+            </w:r>
+          </w:p>
+        </w:tc>
+        <w:tc>
+          <w:tcPr>
+            <w:tcW w:w="2769" w:type="dxa"/>
+            <w:tcBorders>
+              <w:bottom w:val="single" w:color="auto" w:sz="4" w:space="0"/>
+              <w:insideH w:val="single" w:sz="4" w:space="0"/>
+            </w:tcBorders>
+            <w:vAlign w:val="center"/>
+          </w:tcPr>
+          <w:p>
+            <w:pPr>
+              <w:pStyle w:val="29"/>
+              <w:jc w:val="center"/>
+              <w:rPr>
+                <w:b/>
+                <w:i w:val="0"/>
+                <w:sz w:val="20"/>
+                <w:szCs w:val="20"/>
+              </w:rPr>
+            </w:pPr>
+            <w:r>
+              <w:rPr>
+                <w:rFonts w:hint="eastAsia"/>
+                <w:b/>
+                <w:i w:val="0"/>
+                <w:sz w:val="20"/>
+                <w:szCs w:val="20"/>
+              </w:rPr>
+              <w:t>界面及导出应表达的内容</w:t>
+            </w:r>
+          </w:p>
+        </w:tc>
+      </w:tr>
+      <w:tr>
+        <w:tblPrEx>
+          <w:tblBorders>
+            <w:top w:val="single" w:color="auto" w:sz="12" w:space="0"/>
+            <w:left w:val="none" w:color="auto" w:sz="0" w:space="0"/>
+            <w:bottom w:val="single" w:color="auto" w:sz="12" w:space="0"/>
+            <w:right w:val="none" w:color="auto" w:sz="0" w:space="0"/>
+            <w:insideH w:val="none" w:color="auto" w:sz="0" w:space="0"/>
+            <w:insideV w:val="none" w:color="auto" w:sz="0" w:space="0"/>
+          </w:tblBorders>
+          <w:tblCellMar>
+            <w:top w:w="0" w:type="dxa"/>
+            <w:left w:w="108" w:type="dxa"/>
+            <w:bottom w:w="0" w:type="dxa"/>
+            <w:right w:w="108" w:type="dxa"/>
+          </w:tblCellMar>
+        </w:tblPrEx>
+        <w:trPr>
+          <w:jc w:val="center"/>
+        </w:trPr>
+        <w:tc>
+          <w:tcPr>
+            <w:tcW w:w="1960" w:type="dxa"/>
+            <w:vAlign w:val="center"/>
+          </w:tcPr>
+          <w:p>
+            <w:pPr>
+              <w:pStyle w:val="29"/>
+              <w:jc w:val="center"/>
+              <w:rPr>
+                <w:sz w:val="20"/>
+                <w:szCs w:val="20"/>
+              </w:rPr>
+            </w:pPr>
+            <w:r>
+              <w:rPr>
+                <w:sz w:val="20"/>
+                <w:szCs w:val="20"/>
+              </w:rPr>
+              <w:t>COMPLETED</w:t>
+            </w:r>
+          </w:p>
+        </w:tc>
+        <w:tc>
+          <w:tcPr>
+            <w:tcW w:w="3577" w:type="dxa"/>
+            <w:vAlign w:val="center"/>
+          </w:tcPr>
+          <w:p>
+            <w:pPr>
+              <w:pStyle w:val="29"/>
+              <w:jc w:val="center"/>
+              <w:rPr>
+                <w:sz w:val="20"/>
+                <w:szCs w:val="20"/>
+              </w:rPr>
+            </w:pPr>
+            <w:r>
+              <w:rPr>
+                <w:rFonts w:hint="eastAsia"/>
+                <w:sz w:val="20"/>
+                <w:szCs w:val="20"/>
+              </w:rPr>
+              <w:t>搜索已穷尽，完整标记为</w:t>
+            </w:r>
+            <w:r>
+              <w:rPr>
+                <w:sz w:val="20"/>
+                <w:szCs w:val="20"/>
+              </w:rPr>
+              <w:t xml:space="preserve"> true</w:t>
+            </w:r>
+          </w:p>
+        </w:tc>
+        <w:tc>
+          <w:tcPr>
+            <w:tcW w:w="2769" w:type="dxa"/>
+            <w:vAlign w:val="center"/>
+          </w:tcPr>
+          <w:p>
+            <w:pPr>
+              <w:pStyle w:val="29"/>
+              <w:jc w:val="center"/>
+              <w:rPr>
+                <w:sz w:val="20"/>
+                <w:szCs w:val="20"/>
+              </w:rPr>
+            </w:pPr>
+            <w:r>
+              <w:rPr>
+                <w:rFonts w:hint="eastAsia"/>
+                <w:sz w:val="20"/>
+                <w:szCs w:val="20"/>
+              </w:rPr>
+              <w:t>已生成全部结果，可使用确切总数</w:t>
+            </w:r>
+          </w:p>
+        </w:tc>
+      </w:tr>
+      <w:tr>
+        <w:tblPrEx>
+          <w:tblBorders>
+            <w:top w:val="single" w:color="auto" w:sz="12" w:space="0"/>
+            <w:left w:val="none" w:color="auto" w:sz="0" w:space="0"/>
+            <w:bottom w:val="single" w:color="auto" w:sz="12" w:space="0"/>
+            <w:right w:val="none" w:color="auto" w:sz="0" w:space="0"/>
+            <w:insideH w:val="none" w:color="auto" w:sz="0" w:space="0"/>
+            <w:insideV w:val="none" w:color="auto" w:sz="0" w:space="0"/>
+          </w:tblBorders>
+          <w:tblCellMar>
+            <w:top w:w="0" w:type="dxa"/>
+            <w:left w:w="108" w:type="dxa"/>
+            <w:bottom w:w="0" w:type="dxa"/>
+            <w:right w:w="108" w:type="dxa"/>
+          </w:tblCellMar>
+        </w:tblPrEx>
+        <w:trPr>
+          <w:jc w:val="center"/>
+        </w:trPr>
+        <w:tc>
+          <w:tcPr>
+            <w:tcW w:w="1960" w:type="dxa"/>
+            <w:vAlign w:val="center"/>
+          </w:tcPr>
+          <w:p>
+            <w:pPr>
+              <w:pStyle w:val="29"/>
+              <w:jc w:val="center"/>
+              <w:rPr>
+                <w:sz w:val="20"/>
+                <w:szCs w:val="20"/>
+              </w:rPr>
+            </w:pPr>
+            <w:r>
+              <w:rPr>
+                <w:sz w:val="20"/>
+                <w:szCs w:val="20"/>
+              </w:rPr>
+              <w:t>LIMIT_REACHED</w:t>
+            </w:r>
+          </w:p>
+        </w:tc>
+        <w:tc>
+          <w:tcPr>
+            <w:tcW w:w="3577" w:type="dxa"/>
+            <w:vAlign w:val="center"/>
+          </w:tcPr>
+          <w:p>
+            <w:pPr>
+              <w:pStyle w:val="29"/>
+              <w:jc w:val="center"/>
+              <w:rPr>
+                <w:sz w:val="20"/>
+                <w:szCs w:val="20"/>
+              </w:rPr>
+            </w:pPr>
+            <w:r>
+              <w:rPr>
+                <w:rFonts w:hint="eastAsia"/>
+                <w:sz w:val="20"/>
+                <w:szCs w:val="20"/>
+              </w:rPr>
+              <w:t>达到数量上限，尚未确认穷尽</w:t>
+            </w:r>
+          </w:p>
+        </w:tc>
+        <w:tc>
+          <w:tcPr>
+            <w:tcW w:w="2769" w:type="dxa"/>
+            <w:vAlign w:val="center"/>
+          </w:tcPr>
+          <w:p>
+            <w:pPr>
+              <w:pStyle w:val="29"/>
+              <w:jc w:val="center"/>
+              <w:rPr>
+                <w:sz w:val="20"/>
+                <w:szCs w:val="20"/>
+              </w:rPr>
+            </w:pPr>
+            <w:r>
+              <w:rPr>
+                <w:rFonts w:hint="eastAsia"/>
+                <w:sz w:val="20"/>
+                <w:szCs w:val="20"/>
+              </w:rPr>
+              <w:t>部分结果及已生成数量</w:t>
+            </w:r>
+          </w:p>
+        </w:tc>
+      </w:tr>
+      <w:tr>
+        <w:tblPrEx>
+          <w:tblBorders>
+            <w:top w:val="single" w:color="auto" w:sz="12" w:space="0"/>
+            <w:left w:val="none" w:color="auto" w:sz="0" w:space="0"/>
+            <w:bottom w:val="single" w:color="auto" w:sz="12" w:space="0"/>
+            <w:right w:val="none" w:color="auto" w:sz="0" w:space="0"/>
+            <w:insideH w:val="none" w:color="auto" w:sz="0" w:space="0"/>
+            <w:insideV w:val="none" w:color="auto" w:sz="0" w:space="0"/>
+          </w:tblBorders>
+          <w:tblCellMar>
+            <w:top w:w="0" w:type="dxa"/>
+            <w:left w:w="108" w:type="dxa"/>
+            <w:bottom w:w="0" w:type="dxa"/>
+            <w:right w:w="108" w:type="dxa"/>
+          </w:tblCellMar>
+        </w:tblPrEx>
+        <w:trPr>
+          <w:jc w:val="center"/>
+        </w:trPr>
+        <w:tc>
+          <w:tcPr>
+            <w:tcW w:w="1960" w:type="dxa"/>
+            <w:vAlign w:val="center"/>
+          </w:tcPr>
+          <w:p>
+            <w:pPr>
+              <w:pStyle w:val="29"/>
+              <w:jc w:val="center"/>
+              <w:rPr>
+                <w:sz w:val="20"/>
+                <w:szCs w:val="20"/>
+              </w:rPr>
+            </w:pPr>
+            <w:r>
+              <w:rPr>
+                <w:sz w:val="20"/>
+                <w:szCs w:val="20"/>
+              </w:rPr>
+              <w:t>CANCELLED</w:t>
+            </w:r>
+          </w:p>
+        </w:tc>
+        <w:tc>
+          <w:tcPr>
+            <w:tcW w:w="3577" w:type="dxa"/>
+            <w:vAlign w:val="center"/>
+          </w:tcPr>
+          <w:p>
+            <w:pPr>
+              <w:pStyle w:val="29"/>
+              <w:jc w:val="center"/>
+              <w:rPr>
+                <w:sz w:val="20"/>
+                <w:szCs w:val="20"/>
+              </w:rPr>
+            </w:pPr>
+            <w:r>
+              <w:rPr>
+                <w:rFonts w:hint="eastAsia"/>
+                <w:sz w:val="20"/>
+                <w:szCs w:val="20"/>
+              </w:rPr>
+              <w:t>用户请求结束</w:t>
+            </w:r>
+          </w:p>
+        </w:tc>
+        <w:tc>
+          <w:tcPr>
+            <w:tcW w:w="2769" w:type="dxa"/>
+            <w:vAlign w:val="center"/>
+          </w:tcPr>
+          <w:p>
+            <w:pPr>
+              <w:pStyle w:val="29"/>
+              <w:jc w:val="center"/>
+              <w:rPr>
+                <w:sz w:val="20"/>
+                <w:szCs w:val="20"/>
+              </w:rPr>
+            </w:pPr>
+            <w:r>
+              <w:rPr>
+                <w:rFonts w:hint="eastAsia"/>
+                <w:sz w:val="20"/>
+                <w:szCs w:val="20"/>
+              </w:rPr>
+              <w:t>用户取消及已保留的完整序列数量</w:t>
+            </w:r>
+          </w:p>
+        </w:tc>
+      </w:tr>
+      <w:tr>
+        <w:tblPrEx>
+          <w:tblBorders>
+            <w:top w:val="single" w:color="auto" w:sz="12" w:space="0"/>
+            <w:left w:val="none" w:color="auto" w:sz="0" w:space="0"/>
+            <w:bottom w:val="single" w:color="auto" w:sz="12" w:space="0"/>
+            <w:right w:val="none" w:color="auto" w:sz="0" w:space="0"/>
+            <w:insideH w:val="none" w:color="auto" w:sz="0" w:space="0"/>
+            <w:insideV w:val="none" w:color="auto" w:sz="0" w:space="0"/>
+          </w:tblBorders>
+          <w:tblCellMar>
+            <w:top w:w="0" w:type="dxa"/>
+            <w:left w:w="108" w:type="dxa"/>
+            <w:bottom w:w="0" w:type="dxa"/>
+            <w:right w:w="108" w:type="dxa"/>
+          </w:tblCellMar>
+        </w:tblPrEx>
+        <w:trPr>
+          <w:jc w:val="center"/>
+        </w:trPr>
+        <w:tc>
+          <w:tcPr>
+            <w:tcW w:w="1960" w:type="dxa"/>
+            <w:vAlign w:val="center"/>
+          </w:tcPr>
+          <w:p>
+            <w:pPr>
+              <w:pStyle w:val="29"/>
+              <w:jc w:val="center"/>
+              <w:rPr>
+                <w:sz w:val="20"/>
+                <w:szCs w:val="20"/>
+              </w:rPr>
+            </w:pPr>
+            <w:r>
+              <w:rPr>
+                <w:sz w:val="20"/>
+                <w:szCs w:val="20"/>
+              </w:rPr>
+              <w:t>TIMEOUT</w:t>
+            </w:r>
+          </w:p>
+        </w:tc>
+        <w:tc>
+          <w:tcPr>
+            <w:tcW w:w="3577" w:type="dxa"/>
+            <w:vAlign w:val="center"/>
+          </w:tcPr>
+          <w:p>
+            <w:pPr>
+              <w:pStyle w:val="29"/>
+              <w:jc w:val="center"/>
+              <w:rPr>
+                <w:sz w:val="20"/>
+                <w:szCs w:val="20"/>
+              </w:rPr>
+            </w:pPr>
+            <w:r>
+              <w:rPr>
+                <w:rFonts w:hint="eastAsia"/>
+                <w:sz w:val="20"/>
+                <w:szCs w:val="20"/>
+              </w:rPr>
+              <w:t>达到计算时限</w:t>
+            </w:r>
+          </w:p>
+        </w:tc>
+        <w:tc>
+          <w:tcPr>
+            <w:tcW w:w="2769" w:type="dxa"/>
+            <w:vAlign w:val="center"/>
+          </w:tcPr>
+          <w:p>
+            <w:pPr>
+              <w:pStyle w:val="29"/>
+              <w:jc w:val="center"/>
+              <w:rPr>
+                <w:sz w:val="20"/>
+                <w:szCs w:val="20"/>
+              </w:rPr>
+            </w:pPr>
+            <w:r>
+              <w:rPr>
+                <w:rFonts w:hint="eastAsia"/>
+                <w:sz w:val="20"/>
+                <w:szCs w:val="20"/>
+              </w:rPr>
+              <w:t>计算超时及已保留的完整序列数量</w:t>
+            </w:r>
+          </w:p>
+        </w:tc>
+      </w:tr>
+      <w:tr>
+        <w:tblPrEx>
+          <w:tblBorders>
+            <w:top w:val="single" w:color="auto" w:sz="12" w:space="0"/>
+            <w:left w:val="none" w:color="auto" w:sz="0" w:space="0"/>
+            <w:bottom w:val="single" w:color="auto" w:sz="12" w:space="0"/>
+            <w:right w:val="none" w:color="auto" w:sz="0" w:space="0"/>
+            <w:insideH w:val="none" w:color="auto" w:sz="0" w:space="0"/>
+            <w:insideV w:val="none" w:color="auto" w:sz="0" w:space="0"/>
+          </w:tblBorders>
+          <w:tblCellMar>
+            <w:top w:w="0" w:type="dxa"/>
+            <w:left w:w="108" w:type="dxa"/>
+            <w:bottom w:w="0" w:type="dxa"/>
+            <w:right w:w="108" w:type="dxa"/>
+          </w:tblCellMar>
+        </w:tblPrEx>
+        <w:trPr>
+          <w:jc w:val="center"/>
+        </w:trPr>
+        <w:tc>
+          <w:tcPr>
+            <w:tcW w:w="1960" w:type="dxa"/>
+            <w:vAlign w:val="center"/>
+          </w:tcPr>
+          <w:p>
+            <w:pPr>
+              <w:pStyle w:val="29"/>
+              <w:jc w:val="center"/>
+              <w:rPr>
+                <w:sz w:val="20"/>
+                <w:szCs w:val="20"/>
+              </w:rPr>
+            </w:pPr>
+            <w:r>
+              <w:rPr>
+                <w:sz w:val="20"/>
+                <w:szCs w:val="20"/>
+              </w:rPr>
+              <w:t>CYCLE</w:t>
+            </w:r>
+          </w:p>
+        </w:tc>
+        <w:tc>
+          <w:tcPr>
+            <w:tcW w:w="3577" w:type="dxa"/>
+            <w:vAlign w:val="center"/>
+          </w:tcPr>
+          <w:p>
+            <w:pPr>
+              <w:pStyle w:val="29"/>
+              <w:jc w:val="center"/>
+              <w:rPr>
+                <w:sz w:val="20"/>
+                <w:szCs w:val="20"/>
+              </w:rPr>
+            </w:pPr>
+            <w:r>
+              <w:rPr>
+                <w:rFonts w:hint="eastAsia"/>
+                <w:sz w:val="20"/>
+                <w:szCs w:val="20"/>
+              </w:rPr>
+              <w:t>输入含环，不进行正常枚举</w:t>
+            </w:r>
+          </w:p>
+        </w:tc>
+        <w:tc>
+          <w:tcPr>
+            <w:tcW w:w="2769" w:type="dxa"/>
+            <w:vAlign w:val="center"/>
+          </w:tcPr>
+          <w:p>
+            <w:pPr>
+              <w:pStyle w:val="29"/>
+              <w:jc w:val="center"/>
+              <w:rPr>
+                <w:sz w:val="20"/>
+                <w:szCs w:val="20"/>
+              </w:rPr>
+            </w:pPr>
+            <w:r>
+              <w:rPr>
+                <w:rFonts w:hint="eastAsia"/>
+                <w:sz w:val="20"/>
+                <w:szCs w:val="20"/>
+              </w:rPr>
+              <w:t>无合法拓扑排序，与成功完成区分</w:t>
+            </w:r>
+          </w:p>
+        </w:tc>
+      </w:tr>
+      <w:bookmarkEnd w:id="9"/>
+    </w:tbl>
     <w:p>
       <w:pPr>
-        <w:pStyle w:val="5"/>
-        <w:rPr>
-          <w:rFonts w:hint="eastAsia"/>
-          <w:lang w:eastAsia="zh-CN"/>
-        </w:rPr>
+        <w:pStyle w:val="4"/>
+        <w:ind w:left="0" w:leftChars="0" w:firstLine="0" w:firstLineChars="0"/>
       </w:pPr>
-      <w:r>
-        <w:rPr>
-          <w:rFonts w:hint="eastAsia"/>
-          <w:lang w:eastAsia="zh-CN"/>
-        </w:rPr>
-        <w:t>三 主控制器任务调度设计</w:t>
-      </w:r>
+      <w:bookmarkStart w:id="10" w:name="五-模块接口与调用边界"/>
     </w:p>
+    <w:tbl>
+      <w:tblPr>
+        <w:tblStyle w:val="33"/>
+        <w:tblW w:w="5000" w:type="pct"/>
+        <w:jc w:val="center"/>
+        <w:tblBorders>
+          <w:top w:val="single" w:color="auto" w:sz="12" w:space="0"/>
+          <w:left w:val="none" w:color="auto" w:sz="0" w:space="0"/>
+          <w:bottom w:val="single" w:color="auto" w:sz="12" w:space="0"/>
+          <w:right w:val="none" w:color="auto" w:sz="0" w:space="0"/>
+          <w:insideH w:val="none" w:color="auto" w:sz="0" w:space="0"/>
+          <w:insideV w:val="none" w:color="auto" w:sz="0" w:space="0"/>
+        </w:tblBorders>
+        <w:tblLayout w:type="fixed"/>
+        <w:tblCellMar>
+          <w:top w:w="0" w:type="dxa"/>
+          <w:left w:w="108" w:type="dxa"/>
+          <w:bottom w:w="0" w:type="dxa"/>
+          <w:right w:w="108" w:type="dxa"/>
+        </w:tblCellMar>
+      </w:tblPr>
+      <w:tblGrid>
+        <w:gridCol w:w="1982"/>
+        <w:gridCol w:w="3715"/>
+        <w:gridCol w:w="2609"/>
+      </w:tblGrid>
+      <w:tr>
+        <w:tblPrEx>
+          <w:tblBorders>
+            <w:top w:val="single" w:color="auto" w:sz="12" w:space="0"/>
+            <w:left w:val="none" w:color="auto" w:sz="0" w:space="0"/>
+            <w:bottom w:val="single" w:color="auto" w:sz="12" w:space="0"/>
+            <w:right w:val="none" w:color="auto" w:sz="0" w:space="0"/>
+            <w:insideH w:val="none" w:color="auto" w:sz="0" w:space="0"/>
+            <w:insideV w:val="none" w:color="auto" w:sz="0" w:space="0"/>
+          </w:tblBorders>
+          <w:tblCellMar>
+            <w:top w:w="0" w:type="dxa"/>
+            <w:left w:w="108" w:type="dxa"/>
+            <w:bottom w:w="0" w:type="dxa"/>
+            <w:right w:w="108" w:type="dxa"/>
+          </w:tblCellMar>
+        </w:tblPrEx>
+        <w:trPr>
+          <w:tblHeader/>
+          <w:jc w:val="center"/>
+        </w:trPr>
+        <w:tc>
+          <w:tcPr>
+            <w:tcW w:w="1982" w:type="dxa"/>
+            <w:tcBorders>
+              <w:bottom w:val="single" w:color="auto" w:sz="4" w:space="0"/>
+              <w:insideH w:val="single" w:sz="4" w:space="0"/>
+            </w:tcBorders>
+            <w:vAlign w:val="center"/>
+          </w:tcPr>
+          <w:p>
+            <w:pPr>
+              <w:pStyle w:val="29"/>
+              <w:jc w:val="center"/>
+              <w:rPr>
+                <w:sz w:val="20"/>
+                <w:szCs w:val="20"/>
+              </w:rPr>
+            </w:pPr>
+            <w:r>
+              <w:rPr>
+                <w:rFonts w:hint="eastAsia"/>
+                <w:sz w:val="20"/>
+                <w:szCs w:val="20"/>
+              </w:rPr>
+              <w:t>提供方</w:t>
+            </w:r>
+          </w:p>
+        </w:tc>
+        <w:tc>
+          <w:tcPr>
+            <w:tcW w:w="3715" w:type="dxa"/>
+            <w:tcBorders>
+              <w:bottom w:val="single" w:color="auto" w:sz="4" w:space="0"/>
+              <w:insideH w:val="single" w:sz="4" w:space="0"/>
+            </w:tcBorders>
+            <w:vAlign w:val="center"/>
+          </w:tcPr>
+          <w:p>
+            <w:pPr>
+              <w:pStyle w:val="29"/>
+              <w:jc w:val="center"/>
+              <w:rPr>
+                <w:sz w:val="20"/>
+                <w:szCs w:val="20"/>
+              </w:rPr>
+            </w:pPr>
+            <w:r>
+              <w:rPr>
+                <w:rFonts w:hint="eastAsia"/>
+                <w:sz w:val="20"/>
+                <w:szCs w:val="20"/>
+              </w:rPr>
+              <w:t>主要接口</w:t>
+            </w:r>
+          </w:p>
+        </w:tc>
+        <w:tc>
+          <w:tcPr>
+            <w:tcW w:w="2609" w:type="dxa"/>
+            <w:tcBorders>
+              <w:bottom w:val="single" w:color="auto" w:sz="4" w:space="0"/>
+              <w:insideH w:val="single" w:sz="4" w:space="0"/>
+            </w:tcBorders>
+            <w:vAlign w:val="center"/>
+          </w:tcPr>
+          <w:p>
+            <w:pPr>
+              <w:pStyle w:val="29"/>
+              <w:jc w:val="center"/>
+              <w:rPr>
+                <w:sz w:val="20"/>
+                <w:szCs w:val="20"/>
+              </w:rPr>
+            </w:pPr>
+            <w:r>
+              <w:rPr>
+                <w:rFonts w:hint="eastAsia"/>
+                <w:sz w:val="20"/>
+                <w:szCs w:val="20"/>
+              </w:rPr>
+              <w:t>调用目的与约束</w:t>
+            </w:r>
+          </w:p>
+        </w:tc>
+      </w:tr>
+      <w:tr>
+        <w:tblPrEx>
+          <w:tblBorders>
+            <w:top w:val="single" w:color="auto" w:sz="12" w:space="0"/>
+            <w:left w:val="none" w:color="auto" w:sz="0" w:space="0"/>
+            <w:bottom w:val="single" w:color="auto" w:sz="12" w:space="0"/>
+            <w:right w:val="none" w:color="auto" w:sz="0" w:space="0"/>
+            <w:insideH w:val="none" w:color="auto" w:sz="0" w:space="0"/>
+            <w:insideV w:val="none" w:color="auto" w:sz="0" w:space="0"/>
+          </w:tblBorders>
+          <w:tblCellMar>
+            <w:top w:w="0" w:type="dxa"/>
+            <w:left w:w="108" w:type="dxa"/>
+            <w:bottom w:w="0" w:type="dxa"/>
+            <w:right w:w="108" w:type="dxa"/>
+          </w:tblCellMar>
+        </w:tblPrEx>
+        <w:trPr>
+          <w:jc w:val="center"/>
+        </w:trPr>
+        <w:tc>
+          <w:tcPr>
+            <w:tcW w:w="1982" w:type="dxa"/>
+            <w:vAlign w:val="center"/>
+          </w:tcPr>
+          <w:p>
+            <w:pPr>
+              <w:pStyle w:val="29"/>
+              <w:jc w:val="center"/>
+              <w:rPr>
+                <w:sz w:val="20"/>
+                <w:szCs w:val="20"/>
+              </w:rPr>
+            </w:pPr>
+            <w:r>
+              <w:rPr>
+                <w:sz w:val="20"/>
+                <w:szCs w:val="20"/>
+              </w:rPr>
+              <w:t>Graph</w:t>
+            </w:r>
+          </w:p>
+        </w:tc>
+        <w:tc>
+          <w:tcPr>
+            <w:tcW w:w="3715" w:type="dxa"/>
+            <w:vAlign w:val="center"/>
+          </w:tcPr>
+          <w:p>
+            <w:pPr>
+              <w:pStyle w:val="29"/>
+              <w:jc w:val="center"/>
+              <w:rPr>
+                <w:sz w:val="20"/>
+                <w:szCs w:val="20"/>
+              </w:rPr>
+            </w:pPr>
+            <w:r>
+              <w:rPr>
+                <w:sz w:val="20"/>
+                <w:szCs w:val="20"/>
+              </w:rPr>
+              <w:t>addVertex(name)、addEdge(from,to)、removeEdge(from,to)</w:t>
+            </w:r>
+          </w:p>
+        </w:tc>
+        <w:tc>
+          <w:tcPr>
+            <w:tcW w:w="2609" w:type="dxa"/>
+            <w:vAlign w:val="center"/>
+          </w:tcPr>
+          <w:p>
+            <w:pPr>
+              <w:pStyle w:val="29"/>
+              <w:jc w:val="center"/>
+              <w:rPr>
+                <w:sz w:val="20"/>
+                <w:szCs w:val="20"/>
+              </w:rPr>
+            </w:pPr>
+            <w:r>
+              <w:rPr>
+                <w:rFonts w:hint="eastAsia"/>
+                <w:sz w:val="20"/>
+                <w:szCs w:val="20"/>
+              </w:rPr>
+              <w:t>统一修改关系，自环保留、重复边去重</w:t>
+            </w:r>
+          </w:p>
+        </w:tc>
+      </w:tr>
+      <w:tr>
+        <w:tblPrEx>
+          <w:tblBorders>
+            <w:top w:val="single" w:color="auto" w:sz="12" w:space="0"/>
+            <w:left w:val="none" w:color="auto" w:sz="0" w:space="0"/>
+            <w:bottom w:val="single" w:color="auto" w:sz="12" w:space="0"/>
+            <w:right w:val="none" w:color="auto" w:sz="0" w:space="0"/>
+            <w:insideH w:val="none" w:color="auto" w:sz="0" w:space="0"/>
+            <w:insideV w:val="none" w:color="auto" w:sz="0" w:space="0"/>
+          </w:tblBorders>
+          <w:tblCellMar>
+            <w:top w:w="0" w:type="dxa"/>
+            <w:left w:w="108" w:type="dxa"/>
+            <w:bottom w:w="0" w:type="dxa"/>
+            <w:right w:w="108" w:type="dxa"/>
+          </w:tblCellMar>
+        </w:tblPrEx>
+        <w:trPr>
+          <w:jc w:val="center"/>
+        </w:trPr>
+        <w:tc>
+          <w:tcPr>
+            <w:tcW w:w="1982" w:type="dxa"/>
+            <w:vAlign w:val="center"/>
+          </w:tcPr>
+          <w:p>
+            <w:pPr>
+              <w:pStyle w:val="29"/>
+              <w:jc w:val="center"/>
+              <w:rPr>
+                <w:sz w:val="20"/>
+                <w:szCs w:val="20"/>
+              </w:rPr>
+            </w:pPr>
+            <w:r>
+              <w:rPr>
+                <w:sz w:val="20"/>
+                <w:szCs w:val="20"/>
+              </w:rPr>
+              <w:t>Graph</w:t>
+            </w:r>
+          </w:p>
+        </w:tc>
+        <w:tc>
+          <w:tcPr>
+            <w:tcW w:w="3715" w:type="dxa"/>
+            <w:vAlign w:val="center"/>
+          </w:tcPr>
+          <w:p>
+            <w:pPr>
+              <w:pStyle w:val="29"/>
+              <w:jc w:val="center"/>
+              <w:rPr>
+                <w:sz w:val="20"/>
+                <w:szCs w:val="20"/>
+              </w:rPr>
+            </w:pPr>
+            <w:r>
+              <w:rPr>
+                <w:sz w:val="20"/>
+                <w:szCs w:val="20"/>
+              </w:rPr>
+              <w:t>getVertexNames()、getSuccessors(name)</w:t>
+            </w:r>
+            <w:r>
+              <w:rPr>
+                <w:rFonts w:hint="eastAsia"/>
+                <w:sz w:val="20"/>
+                <w:szCs w:val="20"/>
+              </w:rPr>
+              <w:t>、度数及数量查询</w:t>
+            </w:r>
+          </w:p>
+        </w:tc>
+        <w:tc>
+          <w:tcPr>
+            <w:tcW w:w="2609" w:type="dxa"/>
+            <w:vAlign w:val="center"/>
+          </w:tcPr>
+          <w:p>
+            <w:pPr>
+              <w:pStyle w:val="29"/>
+              <w:jc w:val="center"/>
+              <w:rPr>
+                <w:sz w:val="20"/>
+                <w:szCs w:val="20"/>
+              </w:rPr>
+            </w:pPr>
+            <w:r>
+              <w:rPr>
+                <w:rFonts w:hint="eastAsia"/>
+                <w:sz w:val="20"/>
+                <w:szCs w:val="20"/>
+              </w:rPr>
+              <w:t>提供稳定遍历和图统计，外部不直接改内部集合</w:t>
+            </w:r>
+          </w:p>
+        </w:tc>
+      </w:tr>
+      <w:tr>
+        <w:tblPrEx>
+          <w:tblBorders>
+            <w:top w:val="single" w:color="auto" w:sz="12" w:space="0"/>
+            <w:left w:val="none" w:color="auto" w:sz="0" w:space="0"/>
+            <w:bottom w:val="single" w:color="auto" w:sz="12" w:space="0"/>
+            <w:right w:val="none" w:color="auto" w:sz="0" w:space="0"/>
+            <w:insideH w:val="none" w:color="auto" w:sz="0" w:space="0"/>
+            <w:insideV w:val="none" w:color="auto" w:sz="0" w:space="0"/>
+          </w:tblBorders>
+          <w:tblCellMar>
+            <w:top w:w="0" w:type="dxa"/>
+            <w:left w:w="108" w:type="dxa"/>
+            <w:bottom w:w="0" w:type="dxa"/>
+            <w:right w:w="108" w:type="dxa"/>
+          </w:tblCellMar>
+        </w:tblPrEx>
+        <w:trPr>
+          <w:jc w:val="center"/>
+        </w:trPr>
+        <w:tc>
+          <w:tcPr>
+            <w:tcW w:w="1982" w:type="dxa"/>
+            <w:vAlign w:val="center"/>
+          </w:tcPr>
+          <w:p>
+            <w:pPr>
+              <w:pStyle w:val="29"/>
+              <w:jc w:val="center"/>
+              <w:rPr>
+                <w:sz w:val="20"/>
+                <w:szCs w:val="20"/>
+              </w:rPr>
+            </w:pPr>
+            <w:r>
+              <w:rPr>
+                <w:sz w:val="20"/>
+                <w:szCs w:val="20"/>
+              </w:rPr>
+              <w:t>TopologicalSolver</w:t>
+            </w:r>
+          </w:p>
+        </w:tc>
+        <w:tc>
+          <w:tcPr>
+            <w:tcW w:w="3715" w:type="dxa"/>
+            <w:vAlign w:val="center"/>
+          </w:tcPr>
+          <w:p>
+            <w:pPr>
+              <w:pStyle w:val="29"/>
+              <w:jc w:val="center"/>
+              <w:rPr>
+                <w:sz w:val="20"/>
+                <w:szCs w:val="20"/>
+              </w:rPr>
+            </w:pPr>
+            <w:r>
+              <w:rPr>
+                <w:sz w:val="20"/>
+                <w:szCs w:val="20"/>
+              </w:rPr>
+              <w:t>TopoResult kahnSort(Graph graph)</w:t>
+            </w:r>
+          </w:p>
+        </w:tc>
+        <w:tc>
+          <w:tcPr>
+            <w:tcW w:w="2609" w:type="dxa"/>
+            <w:vAlign w:val="center"/>
+          </w:tcPr>
+          <w:p>
+            <w:pPr>
+              <w:pStyle w:val="29"/>
+              <w:jc w:val="center"/>
+              <w:rPr>
+                <w:sz w:val="20"/>
+                <w:szCs w:val="20"/>
+              </w:rPr>
+            </w:pPr>
+            <w:r>
+              <w:rPr>
+                <w:rFonts w:hint="eastAsia"/>
+                <w:sz w:val="20"/>
+                <w:szCs w:val="20"/>
+              </w:rPr>
+              <w:t>返回一种完整顺序或含环状态</w:t>
+            </w:r>
+          </w:p>
+        </w:tc>
+      </w:tr>
+      <w:tr>
+        <w:tblPrEx>
+          <w:tblBorders>
+            <w:top w:val="single" w:color="auto" w:sz="12" w:space="0"/>
+            <w:left w:val="none" w:color="auto" w:sz="0" w:space="0"/>
+            <w:bottom w:val="single" w:color="auto" w:sz="12" w:space="0"/>
+            <w:right w:val="none" w:color="auto" w:sz="0" w:space="0"/>
+            <w:insideH w:val="none" w:color="auto" w:sz="0" w:space="0"/>
+            <w:insideV w:val="none" w:color="auto" w:sz="0" w:space="0"/>
+          </w:tblBorders>
+          <w:tblCellMar>
+            <w:top w:w="0" w:type="dxa"/>
+            <w:left w:w="108" w:type="dxa"/>
+            <w:bottom w:w="0" w:type="dxa"/>
+            <w:right w:w="108" w:type="dxa"/>
+          </w:tblCellMar>
+        </w:tblPrEx>
+        <w:trPr>
+          <w:jc w:val="center"/>
+        </w:trPr>
+        <w:tc>
+          <w:tcPr>
+            <w:tcW w:w="1982" w:type="dxa"/>
+            <w:vAlign w:val="center"/>
+          </w:tcPr>
+          <w:p>
+            <w:pPr>
+              <w:pStyle w:val="29"/>
+              <w:jc w:val="center"/>
+              <w:rPr>
+                <w:sz w:val="20"/>
+                <w:szCs w:val="20"/>
+              </w:rPr>
+            </w:pPr>
+            <w:r>
+              <w:rPr>
+                <w:sz w:val="20"/>
+                <w:szCs w:val="20"/>
+              </w:rPr>
+              <w:t>CycleDetector</w:t>
+            </w:r>
+          </w:p>
+        </w:tc>
+        <w:tc>
+          <w:tcPr>
+            <w:tcW w:w="3715" w:type="dxa"/>
+            <w:vAlign w:val="center"/>
+          </w:tcPr>
+          <w:p>
+            <w:pPr>
+              <w:pStyle w:val="29"/>
+              <w:jc w:val="center"/>
+              <w:rPr>
+                <w:sz w:val="20"/>
+                <w:szCs w:val="20"/>
+              </w:rPr>
+            </w:pPr>
+            <w:r>
+              <w:rPr>
+                <w:sz w:val="20"/>
+                <w:szCs w:val="20"/>
+              </w:rPr>
+              <w:t>List&lt;String&gt; findCycle(Graph graph)</w:t>
+            </w:r>
+          </w:p>
+        </w:tc>
+        <w:tc>
+          <w:tcPr>
+            <w:tcW w:w="2609" w:type="dxa"/>
+            <w:vAlign w:val="center"/>
+          </w:tcPr>
+          <w:p>
+            <w:pPr>
+              <w:pStyle w:val="29"/>
+              <w:jc w:val="center"/>
+              <w:rPr>
+                <w:sz w:val="20"/>
+                <w:szCs w:val="20"/>
+              </w:rPr>
+            </w:pPr>
+            <w:r>
+              <w:rPr>
+                <w:rFonts w:hint="eastAsia"/>
+                <w:sz w:val="20"/>
+                <w:szCs w:val="20"/>
+              </w:rPr>
+              <w:t>返回一条闭合环路径，无环返回空列表</w:t>
+            </w:r>
+          </w:p>
+        </w:tc>
+      </w:tr>
+      <w:tr>
+        <w:tblPrEx>
+          <w:tblBorders>
+            <w:top w:val="single" w:color="auto" w:sz="12" w:space="0"/>
+            <w:left w:val="none" w:color="auto" w:sz="0" w:space="0"/>
+            <w:bottom w:val="single" w:color="auto" w:sz="12" w:space="0"/>
+            <w:right w:val="none" w:color="auto" w:sz="0" w:space="0"/>
+            <w:insideH w:val="none" w:color="auto" w:sz="0" w:space="0"/>
+            <w:insideV w:val="none" w:color="auto" w:sz="0" w:space="0"/>
+          </w:tblBorders>
+          <w:tblCellMar>
+            <w:top w:w="0" w:type="dxa"/>
+            <w:left w:w="108" w:type="dxa"/>
+            <w:bottom w:w="0" w:type="dxa"/>
+            <w:right w:w="108" w:type="dxa"/>
+          </w:tblCellMar>
+        </w:tblPrEx>
+        <w:trPr>
+          <w:jc w:val="center"/>
+        </w:trPr>
+        <w:tc>
+          <w:tcPr>
+            <w:tcW w:w="1982" w:type="dxa"/>
+            <w:vAlign w:val="center"/>
+          </w:tcPr>
+          <w:p>
+            <w:pPr>
+              <w:pStyle w:val="29"/>
+              <w:jc w:val="center"/>
+              <w:rPr>
+                <w:sz w:val="20"/>
+                <w:szCs w:val="20"/>
+              </w:rPr>
+            </w:pPr>
+            <w:r>
+              <w:rPr>
+                <w:sz w:val="20"/>
+                <w:szCs w:val="20"/>
+              </w:rPr>
+              <w:t>AllTopoSorts</w:t>
+            </w:r>
+          </w:p>
+        </w:tc>
+        <w:tc>
+          <w:tcPr>
+            <w:tcW w:w="3715" w:type="dxa"/>
+            <w:vAlign w:val="center"/>
+          </w:tcPr>
+          <w:p>
+            <w:pPr>
+              <w:pStyle w:val="29"/>
+              <w:jc w:val="center"/>
+              <w:rPr>
+                <w:sz w:val="20"/>
+                <w:szCs w:val="20"/>
+              </w:rPr>
+            </w:pPr>
+            <w:r>
+              <w:rPr>
+                <w:sz w:val="20"/>
+                <w:szCs w:val="20"/>
+              </w:rPr>
+              <w:t>EnumerationResult enumerate(Graph graph,int maxResults,long timeoutMillis,BooleanSupplier cancelled)</w:t>
+            </w:r>
+          </w:p>
+        </w:tc>
+        <w:tc>
+          <w:tcPr>
+            <w:tcW w:w="2609" w:type="dxa"/>
+            <w:vAlign w:val="center"/>
+          </w:tcPr>
+          <w:p>
+            <w:pPr>
+              <w:pStyle w:val="29"/>
+              <w:jc w:val="center"/>
+              <w:rPr>
+                <w:sz w:val="20"/>
+                <w:szCs w:val="20"/>
+              </w:rPr>
+            </w:pPr>
+            <w:r>
+              <w:rPr>
+                <w:sz w:val="20"/>
+                <w:szCs w:val="20"/>
+              </w:rPr>
+              <w:t xml:space="preserve">0 </w:t>
+            </w:r>
+            <w:r>
+              <w:rPr>
+                <w:rFonts w:hint="eastAsia"/>
+                <w:sz w:val="20"/>
+                <w:szCs w:val="20"/>
+              </w:rPr>
+              <w:t>表示对应数量或时间不限，负数参数拒绝</w:t>
+            </w:r>
+          </w:p>
+        </w:tc>
+      </w:tr>
+      <w:tr>
+        <w:tblPrEx>
+          <w:tblBorders>
+            <w:top w:val="single" w:color="auto" w:sz="12" w:space="0"/>
+            <w:left w:val="none" w:color="auto" w:sz="0" w:space="0"/>
+            <w:bottom w:val="single" w:color="auto" w:sz="12" w:space="0"/>
+            <w:right w:val="none" w:color="auto" w:sz="0" w:space="0"/>
+            <w:insideH w:val="none" w:color="auto" w:sz="0" w:space="0"/>
+            <w:insideV w:val="none" w:color="auto" w:sz="0" w:space="0"/>
+          </w:tblBorders>
+          <w:tblCellMar>
+            <w:top w:w="0" w:type="dxa"/>
+            <w:left w:w="108" w:type="dxa"/>
+            <w:bottom w:w="0" w:type="dxa"/>
+            <w:right w:w="108" w:type="dxa"/>
+          </w:tblCellMar>
+        </w:tblPrEx>
+        <w:trPr>
+          <w:jc w:val="center"/>
+        </w:trPr>
+        <w:tc>
+          <w:tcPr>
+            <w:tcW w:w="1982" w:type="dxa"/>
+            <w:vAlign w:val="center"/>
+          </w:tcPr>
+          <w:p>
+            <w:pPr>
+              <w:pStyle w:val="29"/>
+              <w:jc w:val="center"/>
+              <w:rPr>
+                <w:sz w:val="20"/>
+                <w:szCs w:val="20"/>
+              </w:rPr>
+            </w:pPr>
+            <w:r>
+              <w:rPr>
+                <w:sz w:val="20"/>
+                <w:szCs w:val="20"/>
+              </w:rPr>
+              <w:t>DataParser</w:t>
+            </w:r>
+          </w:p>
+        </w:tc>
+        <w:tc>
+          <w:tcPr>
+            <w:tcW w:w="3715" w:type="dxa"/>
+            <w:vAlign w:val="center"/>
+          </w:tcPr>
+          <w:p>
+            <w:pPr>
+              <w:pStyle w:val="29"/>
+              <w:jc w:val="center"/>
+              <w:rPr>
+                <w:sz w:val="20"/>
+                <w:szCs w:val="20"/>
+              </w:rPr>
+            </w:pPr>
+            <w:r>
+              <w:rPr>
+                <w:sz w:val="20"/>
+                <w:szCs w:val="20"/>
+              </w:rPr>
+              <w:t>ParseResult parse(String text)</w:t>
+            </w:r>
+          </w:p>
+        </w:tc>
+        <w:tc>
+          <w:tcPr>
+            <w:tcW w:w="2609" w:type="dxa"/>
+            <w:vAlign w:val="center"/>
+          </w:tcPr>
+          <w:p>
+            <w:pPr>
+              <w:pStyle w:val="29"/>
+              <w:jc w:val="center"/>
+              <w:rPr>
+                <w:sz w:val="20"/>
+                <w:szCs w:val="20"/>
+              </w:rPr>
+            </w:pPr>
+            <w:r>
+              <w:rPr>
+                <w:rFonts w:hint="eastAsia"/>
+                <w:sz w:val="20"/>
+                <w:szCs w:val="20"/>
+              </w:rPr>
+              <w:t>返回图、错误和警告，不由调用方重复建图</w:t>
+            </w:r>
+          </w:p>
+        </w:tc>
+      </w:tr>
+      <w:tr>
+        <w:tblPrEx>
+          <w:tblBorders>
+            <w:top w:val="single" w:color="auto" w:sz="12" w:space="0"/>
+            <w:left w:val="none" w:color="auto" w:sz="0" w:space="0"/>
+            <w:bottom w:val="single" w:color="auto" w:sz="12" w:space="0"/>
+            <w:right w:val="none" w:color="auto" w:sz="0" w:space="0"/>
+            <w:insideH w:val="none" w:color="auto" w:sz="0" w:space="0"/>
+            <w:insideV w:val="none" w:color="auto" w:sz="0" w:space="0"/>
+          </w:tblBorders>
+          <w:tblCellMar>
+            <w:top w:w="0" w:type="dxa"/>
+            <w:left w:w="108" w:type="dxa"/>
+            <w:bottom w:w="0" w:type="dxa"/>
+            <w:right w:w="108" w:type="dxa"/>
+          </w:tblCellMar>
+        </w:tblPrEx>
+        <w:trPr>
+          <w:jc w:val="center"/>
+        </w:trPr>
+        <w:tc>
+          <w:tcPr>
+            <w:tcW w:w="1982" w:type="dxa"/>
+            <w:vAlign w:val="center"/>
+          </w:tcPr>
+          <w:p>
+            <w:pPr>
+              <w:pStyle w:val="29"/>
+              <w:jc w:val="center"/>
+              <w:rPr>
+                <w:sz w:val="20"/>
+                <w:szCs w:val="20"/>
+              </w:rPr>
+            </w:pPr>
+            <w:r>
+              <w:rPr>
+                <w:sz w:val="20"/>
+                <w:szCs w:val="20"/>
+              </w:rPr>
+              <w:t>ParseIssue</w:t>
+            </w:r>
+          </w:p>
+        </w:tc>
+        <w:tc>
+          <w:tcPr>
+            <w:tcW w:w="3715" w:type="dxa"/>
+            <w:vAlign w:val="center"/>
+          </w:tcPr>
+          <w:p>
+            <w:pPr>
+              <w:pStyle w:val="29"/>
+              <w:jc w:val="center"/>
+              <w:rPr>
+                <w:sz w:val="20"/>
+                <w:szCs w:val="20"/>
+              </w:rPr>
+            </w:pPr>
+            <w:r>
+              <w:rPr>
+                <w:sz w:val="20"/>
+                <w:szCs w:val="20"/>
+              </w:rPr>
+              <w:t>getLineNumber()、getMessage()</w:t>
+            </w:r>
+          </w:p>
+        </w:tc>
+        <w:tc>
+          <w:tcPr>
+            <w:tcW w:w="2609" w:type="dxa"/>
+            <w:vAlign w:val="center"/>
+          </w:tcPr>
+          <w:p>
+            <w:pPr>
+              <w:pStyle w:val="29"/>
+              <w:jc w:val="center"/>
+              <w:rPr>
+                <w:sz w:val="20"/>
+                <w:szCs w:val="20"/>
+              </w:rPr>
+            </w:pPr>
+            <w:r>
+              <w:rPr>
+                <w:rFonts w:hint="eastAsia"/>
+                <w:sz w:val="20"/>
+                <w:szCs w:val="20"/>
+              </w:rPr>
+              <w:t>提供错误或警告的行号与原因</w:t>
+            </w:r>
+          </w:p>
+        </w:tc>
+      </w:tr>
+      <w:tr>
+        <w:tblPrEx>
+          <w:tblBorders>
+            <w:top w:val="single" w:color="auto" w:sz="12" w:space="0"/>
+            <w:left w:val="none" w:color="auto" w:sz="0" w:space="0"/>
+            <w:bottom w:val="single" w:color="auto" w:sz="12" w:space="0"/>
+            <w:right w:val="none" w:color="auto" w:sz="0" w:space="0"/>
+            <w:insideH w:val="none" w:color="auto" w:sz="0" w:space="0"/>
+            <w:insideV w:val="none" w:color="auto" w:sz="0" w:space="0"/>
+          </w:tblBorders>
+          <w:tblCellMar>
+            <w:top w:w="0" w:type="dxa"/>
+            <w:left w:w="108" w:type="dxa"/>
+            <w:bottom w:w="0" w:type="dxa"/>
+            <w:right w:w="108" w:type="dxa"/>
+          </w:tblCellMar>
+        </w:tblPrEx>
+        <w:trPr>
+          <w:jc w:val="center"/>
+        </w:trPr>
+        <w:tc>
+          <w:tcPr>
+            <w:tcW w:w="1982" w:type="dxa"/>
+            <w:vAlign w:val="center"/>
+          </w:tcPr>
+          <w:p>
+            <w:pPr>
+              <w:pStyle w:val="29"/>
+              <w:jc w:val="center"/>
+              <w:rPr>
+                <w:sz w:val="20"/>
+                <w:szCs w:val="20"/>
+              </w:rPr>
+            </w:pPr>
+            <w:r>
+              <w:rPr>
+                <w:sz w:val="20"/>
+                <w:szCs w:val="20"/>
+              </w:rPr>
+              <w:t>FileManager</w:t>
+            </w:r>
+          </w:p>
+        </w:tc>
+        <w:tc>
+          <w:tcPr>
+            <w:tcW w:w="3715" w:type="dxa"/>
+            <w:vAlign w:val="center"/>
+          </w:tcPr>
+          <w:p>
+            <w:pPr>
+              <w:pStyle w:val="29"/>
+              <w:jc w:val="center"/>
+              <w:rPr>
+                <w:sz w:val="20"/>
+                <w:szCs w:val="20"/>
+              </w:rPr>
+            </w:pPr>
+            <w:r>
+              <w:rPr>
+                <w:sz w:val="20"/>
+                <w:szCs w:val="20"/>
+              </w:rPr>
+              <w:t>readFile(File)、saveFile(File,String)</w:t>
+            </w:r>
+          </w:p>
+        </w:tc>
+        <w:tc>
+          <w:tcPr>
+            <w:tcW w:w="2609" w:type="dxa"/>
+            <w:vAlign w:val="center"/>
+          </w:tcPr>
+          <w:p>
+            <w:pPr>
+              <w:pStyle w:val="29"/>
+              <w:jc w:val="center"/>
+              <w:rPr>
+                <w:sz w:val="20"/>
+                <w:szCs w:val="20"/>
+              </w:rPr>
+            </w:pPr>
+            <w:r>
+              <w:rPr>
+                <w:rFonts w:hint="eastAsia"/>
+                <w:sz w:val="20"/>
+                <w:szCs w:val="20"/>
+              </w:rPr>
+              <w:t>读取和保存关系文本，失败通过异常反馈</w:t>
+            </w:r>
+          </w:p>
+        </w:tc>
+      </w:tr>
+      <w:tr>
+        <w:tblPrEx>
+          <w:tblBorders>
+            <w:top w:val="single" w:color="auto" w:sz="12" w:space="0"/>
+            <w:left w:val="none" w:color="auto" w:sz="0" w:space="0"/>
+            <w:bottom w:val="single" w:color="auto" w:sz="12" w:space="0"/>
+            <w:right w:val="none" w:color="auto" w:sz="0" w:space="0"/>
+            <w:insideH w:val="none" w:color="auto" w:sz="0" w:space="0"/>
+            <w:insideV w:val="none" w:color="auto" w:sz="0" w:space="0"/>
+          </w:tblBorders>
+          <w:tblCellMar>
+            <w:top w:w="0" w:type="dxa"/>
+            <w:left w:w="108" w:type="dxa"/>
+            <w:bottom w:w="0" w:type="dxa"/>
+            <w:right w:w="108" w:type="dxa"/>
+          </w:tblCellMar>
+        </w:tblPrEx>
+        <w:trPr>
+          <w:jc w:val="center"/>
+        </w:trPr>
+        <w:tc>
+          <w:tcPr>
+            <w:tcW w:w="1982" w:type="dxa"/>
+            <w:vAlign w:val="center"/>
+          </w:tcPr>
+          <w:p>
+            <w:pPr>
+              <w:pStyle w:val="29"/>
+              <w:jc w:val="center"/>
+              <w:rPr>
+                <w:sz w:val="20"/>
+                <w:szCs w:val="20"/>
+              </w:rPr>
+            </w:pPr>
+            <w:r>
+              <w:rPr>
+                <w:sz w:val="20"/>
+                <w:szCs w:val="20"/>
+              </w:rPr>
+              <w:t>FileManager</w:t>
+            </w:r>
+          </w:p>
+        </w:tc>
+        <w:tc>
+          <w:tcPr>
+            <w:tcW w:w="3715" w:type="dxa"/>
+            <w:vAlign w:val="center"/>
+          </w:tcPr>
+          <w:p>
+            <w:pPr>
+              <w:pStyle w:val="29"/>
+              <w:jc w:val="center"/>
+              <w:rPr>
+                <w:sz w:val="20"/>
+                <w:szCs w:val="20"/>
+              </w:rPr>
+            </w:pPr>
+            <w:r>
+              <w:rPr>
+                <w:sz w:val="20"/>
+                <w:szCs w:val="20"/>
+              </w:rPr>
+              <w:t>exportTxt(File,List&lt;String&gt;,boolean,String)、exportCsv(File,List&lt;String&gt;,boolean,String)</w:t>
+            </w:r>
+          </w:p>
+        </w:tc>
+        <w:tc>
+          <w:tcPr>
+            <w:tcW w:w="2609" w:type="dxa"/>
+            <w:vAlign w:val="center"/>
+          </w:tcPr>
+          <w:p>
+            <w:pPr>
+              <w:pStyle w:val="29"/>
+              <w:jc w:val="center"/>
+              <w:rPr>
+                <w:sz w:val="20"/>
+                <w:szCs w:val="20"/>
+              </w:rPr>
+            </w:pPr>
+            <w:r>
+              <w:rPr>
+                <w:rFonts w:hint="eastAsia"/>
+                <w:sz w:val="20"/>
+                <w:szCs w:val="20"/>
+              </w:rPr>
+              <w:t>同时传递序列、完整标记和停止原因</w:t>
+            </w:r>
+          </w:p>
+        </w:tc>
+      </w:tr>
+      <w:tr>
+        <w:tblPrEx>
+          <w:tblBorders>
+            <w:top w:val="single" w:color="auto" w:sz="12" w:space="0"/>
+            <w:left w:val="none" w:color="auto" w:sz="0" w:space="0"/>
+            <w:bottom w:val="single" w:color="auto" w:sz="12" w:space="0"/>
+            <w:right w:val="none" w:color="auto" w:sz="0" w:space="0"/>
+            <w:insideH w:val="none" w:color="auto" w:sz="0" w:space="0"/>
+            <w:insideV w:val="none" w:color="auto" w:sz="0" w:space="0"/>
+          </w:tblBorders>
+          <w:tblCellMar>
+            <w:top w:w="0" w:type="dxa"/>
+            <w:left w:w="108" w:type="dxa"/>
+            <w:bottom w:w="0" w:type="dxa"/>
+            <w:right w:w="108" w:type="dxa"/>
+          </w:tblCellMar>
+        </w:tblPrEx>
+        <w:trPr>
+          <w:jc w:val="center"/>
+        </w:trPr>
+        <w:tc>
+          <w:tcPr>
+            <w:tcW w:w="1982" w:type="dxa"/>
+            <w:vAlign w:val="center"/>
+          </w:tcPr>
+          <w:p>
+            <w:pPr>
+              <w:pStyle w:val="29"/>
+              <w:jc w:val="center"/>
+              <w:rPr>
+                <w:sz w:val="20"/>
+                <w:szCs w:val="20"/>
+              </w:rPr>
+            </w:pPr>
+            <w:r>
+              <w:rPr>
+                <w:sz w:val="20"/>
+                <w:szCs w:val="20"/>
+              </w:rPr>
+              <w:t>GraphPanel</w:t>
+            </w:r>
+          </w:p>
+        </w:tc>
+        <w:tc>
+          <w:tcPr>
+            <w:tcW w:w="3715" w:type="dxa"/>
+            <w:vAlign w:val="center"/>
+          </w:tcPr>
+          <w:p>
+            <w:pPr>
+              <w:pStyle w:val="29"/>
+              <w:jc w:val="center"/>
+              <w:rPr>
+                <w:sz w:val="20"/>
+                <w:szCs w:val="20"/>
+              </w:rPr>
+            </w:pPr>
+            <w:r>
+              <w:rPr>
+                <w:sz w:val="20"/>
+                <w:szCs w:val="20"/>
+              </w:rPr>
+              <w:t>setGraph(Graph)、setHighlightedCycle(List&lt;String&gt;)、setSelectedOrder(List&lt;String&gt;)</w:t>
+            </w:r>
+          </w:p>
+        </w:tc>
+        <w:tc>
+          <w:tcPr>
+            <w:tcW w:w="2609" w:type="dxa"/>
+            <w:vAlign w:val="center"/>
+          </w:tcPr>
+          <w:p>
+            <w:pPr>
+              <w:pStyle w:val="29"/>
+              <w:jc w:val="center"/>
+              <w:rPr>
+                <w:sz w:val="20"/>
+                <w:szCs w:val="20"/>
+              </w:rPr>
+            </w:pPr>
+            <w:r>
+              <w:rPr>
+                <w:rFonts w:hint="eastAsia"/>
+                <w:sz w:val="20"/>
+                <w:szCs w:val="20"/>
+              </w:rPr>
+              <w:t>设置关系数据、环路径和所选排序；源码另有颜色索引重载</w:t>
+            </w:r>
+          </w:p>
+        </w:tc>
+      </w:tr>
+      <w:tr>
+        <w:tblPrEx>
+          <w:tblBorders>
+            <w:top w:val="single" w:color="auto" w:sz="12" w:space="0"/>
+            <w:left w:val="none" w:color="auto" w:sz="0" w:space="0"/>
+            <w:bottom w:val="single" w:color="auto" w:sz="12" w:space="0"/>
+            <w:right w:val="none" w:color="auto" w:sz="0" w:space="0"/>
+            <w:insideH w:val="none" w:color="auto" w:sz="0" w:space="0"/>
+            <w:insideV w:val="none" w:color="auto" w:sz="0" w:space="0"/>
+          </w:tblBorders>
+          <w:tblCellMar>
+            <w:top w:w="0" w:type="dxa"/>
+            <w:left w:w="108" w:type="dxa"/>
+            <w:bottom w:w="0" w:type="dxa"/>
+            <w:right w:w="108" w:type="dxa"/>
+          </w:tblCellMar>
+        </w:tblPrEx>
+        <w:trPr>
+          <w:jc w:val="center"/>
+        </w:trPr>
+        <w:tc>
+          <w:tcPr>
+            <w:tcW w:w="1982" w:type="dxa"/>
+            <w:vAlign w:val="center"/>
+          </w:tcPr>
+          <w:p>
+            <w:pPr>
+              <w:pStyle w:val="29"/>
+              <w:jc w:val="center"/>
+              <w:rPr>
+                <w:sz w:val="20"/>
+                <w:szCs w:val="20"/>
+              </w:rPr>
+            </w:pPr>
+            <w:r>
+              <w:rPr>
+                <w:sz w:val="20"/>
+                <w:szCs w:val="20"/>
+              </w:rPr>
+              <w:t>GraphPanel</w:t>
+            </w:r>
+          </w:p>
+        </w:tc>
+        <w:tc>
+          <w:tcPr>
+            <w:tcW w:w="3715" w:type="dxa"/>
+            <w:vAlign w:val="center"/>
+          </w:tcPr>
+          <w:p>
+            <w:pPr>
+              <w:pStyle w:val="29"/>
+              <w:jc w:val="center"/>
+              <w:rPr>
+                <w:sz w:val="20"/>
+                <w:szCs w:val="20"/>
+              </w:rPr>
+            </w:pPr>
+            <w:r>
+              <w:rPr>
+                <w:sz w:val="20"/>
+                <w:szCs w:val="20"/>
+              </w:rPr>
+              <w:t>switchLayout(int)、zoomIn()、zoomOut()、resetView()、getScale()</w:t>
+            </w:r>
+          </w:p>
+        </w:tc>
+        <w:tc>
+          <w:tcPr>
+            <w:tcW w:w="2609" w:type="dxa"/>
+            <w:vAlign w:val="center"/>
+          </w:tcPr>
+          <w:p>
+            <w:pPr>
+              <w:pStyle w:val="29"/>
+              <w:jc w:val="center"/>
+              <w:rPr>
+                <w:sz w:val="20"/>
+                <w:szCs w:val="20"/>
+              </w:rPr>
+            </w:pPr>
+            <w:r>
+              <w:rPr>
+                <w:rFonts w:hint="eastAsia"/>
+                <w:sz w:val="20"/>
+                <w:szCs w:val="20"/>
+              </w:rPr>
+              <w:t>切换布局并控制视图，不改变图的拓扑关系</w:t>
+            </w:r>
+          </w:p>
+        </w:tc>
+      </w:tr>
+      <w:tr>
+        <w:tblPrEx>
+          <w:tblBorders>
+            <w:top w:val="single" w:color="auto" w:sz="12" w:space="0"/>
+            <w:left w:val="none" w:color="auto" w:sz="0" w:space="0"/>
+            <w:bottom w:val="single" w:color="auto" w:sz="12" w:space="0"/>
+            <w:right w:val="none" w:color="auto" w:sz="0" w:space="0"/>
+            <w:insideH w:val="none" w:color="auto" w:sz="0" w:space="0"/>
+            <w:insideV w:val="none" w:color="auto" w:sz="0" w:space="0"/>
+          </w:tblBorders>
+          <w:tblCellMar>
+            <w:top w:w="0" w:type="dxa"/>
+            <w:left w:w="108" w:type="dxa"/>
+            <w:bottom w:w="0" w:type="dxa"/>
+            <w:right w:w="108" w:type="dxa"/>
+          </w:tblCellMar>
+        </w:tblPrEx>
+        <w:trPr>
+          <w:jc w:val="center"/>
+        </w:trPr>
+        <w:tc>
+          <w:tcPr>
+            <w:tcW w:w="1982" w:type="dxa"/>
+            <w:vAlign w:val="center"/>
+          </w:tcPr>
+          <w:p>
+            <w:pPr>
+              <w:pStyle w:val="29"/>
+              <w:jc w:val="center"/>
+              <w:rPr>
+                <w:sz w:val="20"/>
+                <w:szCs w:val="20"/>
+              </w:rPr>
+            </w:pPr>
+            <w:r>
+              <w:rPr>
+                <w:sz w:val="20"/>
+                <w:szCs w:val="20"/>
+              </w:rPr>
+              <w:t>GraphPanel</w:t>
+            </w:r>
+          </w:p>
+        </w:tc>
+        <w:tc>
+          <w:tcPr>
+            <w:tcW w:w="3715" w:type="dxa"/>
+            <w:vAlign w:val="center"/>
+          </w:tcPr>
+          <w:p>
+            <w:pPr>
+              <w:pStyle w:val="29"/>
+              <w:jc w:val="center"/>
+              <w:rPr>
+                <w:sz w:val="20"/>
+                <w:szCs w:val="20"/>
+              </w:rPr>
+            </w:pPr>
+            <w:r>
+              <w:rPr>
+                <w:sz w:val="20"/>
+                <w:szCs w:val="20"/>
+              </w:rPr>
+              <w:t>exportPNG(File)</w:t>
+            </w:r>
+          </w:p>
+        </w:tc>
+        <w:tc>
+          <w:tcPr>
+            <w:tcW w:w="2609" w:type="dxa"/>
+            <w:vAlign w:val="center"/>
+          </w:tcPr>
+          <w:p>
+            <w:pPr>
+              <w:pStyle w:val="29"/>
+              <w:jc w:val="center"/>
+              <w:rPr>
+                <w:sz w:val="20"/>
+                <w:szCs w:val="20"/>
+              </w:rPr>
+            </w:pPr>
+            <w:r>
+              <w:rPr>
+                <w:rFonts w:hint="eastAsia"/>
+                <w:sz w:val="20"/>
+                <w:szCs w:val="20"/>
+              </w:rPr>
+              <w:t>输出完整关系图，文件错误由调用方处理</w:t>
+            </w:r>
+          </w:p>
+        </w:tc>
+      </w:tr>
+      <w:tr>
+        <w:tblPrEx>
+          <w:tblBorders>
+            <w:top w:val="single" w:color="auto" w:sz="12" w:space="0"/>
+            <w:left w:val="none" w:color="auto" w:sz="0" w:space="0"/>
+            <w:bottom w:val="single" w:color="auto" w:sz="12" w:space="0"/>
+            <w:right w:val="none" w:color="auto" w:sz="0" w:space="0"/>
+            <w:insideH w:val="none" w:color="auto" w:sz="0" w:space="0"/>
+            <w:insideV w:val="none" w:color="auto" w:sz="0" w:space="0"/>
+          </w:tblBorders>
+          <w:tblCellMar>
+            <w:top w:w="0" w:type="dxa"/>
+            <w:left w:w="108" w:type="dxa"/>
+            <w:bottom w:w="0" w:type="dxa"/>
+            <w:right w:w="108" w:type="dxa"/>
+          </w:tblCellMar>
+        </w:tblPrEx>
+        <w:trPr>
+          <w:jc w:val="center"/>
+        </w:trPr>
+        <w:tc>
+          <w:tcPr>
+            <w:tcW w:w="1982" w:type="dxa"/>
+            <w:vAlign w:val="center"/>
+          </w:tcPr>
+          <w:p>
+            <w:pPr>
+              <w:pStyle w:val="29"/>
+              <w:jc w:val="center"/>
+              <w:rPr>
+                <w:sz w:val="20"/>
+                <w:szCs w:val="20"/>
+              </w:rPr>
+            </w:pPr>
+            <w:r>
+              <w:rPr>
+                <w:sz w:val="20"/>
+                <w:szCs w:val="20"/>
+              </w:rPr>
+              <w:t>ImageExporter</w:t>
+            </w:r>
+          </w:p>
+        </w:tc>
+        <w:tc>
+          <w:tcPr>
+            <w:tcW w:w="3715" w:type="dxa"/>
+            <w:vAlign w:val="center"/>
+          </w:tcPr>
+          <w:p>
+            <w:pPr>
+              <w:pStyle w:val="29"/>
+              <w:jc w:val="center"/>
+              <w:rPr>
+                <w:sz w:val="20"/>
+                <w:szCs w:val="20"/>
+              </w:rPr>
+            </w:pPr>
+            <w:r>
+              <w:rPr>
+                <w:sz w:val="20"/>
+                <w:szCs w:val="20"/>
+              </w:rPr>
+              <w:t>chooseAndExport(Component,GraphPanel)、exportWithTimestamp(GraphPanel,File)</w:t>
+            </w:r>
+          </w:p>
+        </w:tc>
+        <w:tc>
+          <w:tcPr>
+            <w:tcW w:w="2609" w:type="dxa"/>
+            <w:vAlign w:val="center"/>
+          </w:tcPr>
+          <w:p>
+            <w:pPr>
+              <w:pStyle w:val="29"/>
+              <w:jc w:val="center"/>
+              <w:rPr>
+                <w:sz w:val="20"/>
+                <w:szCs w:val="20"/>
+              </w:rPr>
+            </w:pPr>
+            <w:r>
+              <w:rPr>
+                <w:rFonts w:hint="eastAsia"/>
+                <w:sz w:val="20"/>
+                <w:szCs w:val="20"/>
+              </w:rPr>
+              <w:t>提供交互式和指定目录的图片导出封装</w:t>
+            </w:r>
+          </w:p>
+        </w:tc>
+      </w:tr>
+      <w:bookmarkEnd w:id="1"/>
+      <w:bookmarkEnd w:id="10"/>
+    </w:tbl>
     <w:p>
       <w:pPr>
-        <w:pStyle w:val="3"/>
-        <w:ind w:firstLine="480"/>
-      </w:pPr>
-      <w:r>
+        <w:pStyle w:val="4"/>
+        <w:ind w:left="0" w:leftChars="0" w:firstLine="0" w:firstLineChars="0"/>
         <w:rPr>
           <w:rFonts w:hint="eastAsia"/>
         </w:rPr>
-        <w:t>MainController 是整个 GUI 层的中间层，界面上点什么都先交给它，它再去调算法、调可视化、调文件读写。所有耗时操作都通过 SwingWorker 放到后台线程跑，不阻塞事件 dispatch 线程，用户界面点什么都有反应。</w:t>
-      </w:r>
-    </w:p>
-    <w:bookmarkEnd w:id="5"/>
-    <w:p>
-      <w:pPr>
-        <w:pStyle w:val="4"/>
-        <w:ind w:firstLine="480"/>
-        <w:rPr>
-          <w:rFonts w:hint="eastAsia"/>
-          <w:lang w:eastAsia="zh-CN"/>
-        </w:rPr>
       </w:pPr>
-      <w:bookmarkStart w:id="6" w:name="_Toc241061704"/>
-      <w:bookmarkStart w:id="7" w:name="三-团队合作中的体会"/>
-      <w:r>
-        <w:rPr>
-          <w:rFonts w:hint="eastAsia"/>
-          <w:lang w:eastAsia="zh-CN"/>
-        </w:rPr>
-        <w:t>用户点"计算"之后，控制器先检查输入是不是空的，然后启动后台任务：第一步先调用 D 的解析模块把文本转成图，第二步调用 A 的全枚举算法算所有拓扑序。计算过程中控制器一直在监听取消按钮，用户点取消就设置中断标记，算法每递归一层就检查一下标记，及时停下来。算完了回到界面线程，把图传给画布组件把结果画出来，把排序列表传给结果面板分页显示，同时把状态栏的统计数字更新好。</w:t>
-      </w:r>
-      <w:bookmarkEnd w:id="6"/>
-    </w:p>
-    <w:p>
-      <w:pPr>
-        <w:pStyle w:val="4"/>
-        <w:ind w:firstLine="480"/>
-      </w:pPr>
-      <w:r>
-        <w:rPr>
-          <w:rFonts w:hint="eastAsia"/>
-        </w:rPr>
-        <w:t>除了计算流程，控制器还负责跨模块联动：用户在结果列表里点某一行，控制器把这一行的序列和序号传给画布，画布就高亮这条路径；用户点导出，控制器把结果列表和"有没有算完、为什么停"的信息传给文件模块，写到文件头里。所有报错都通过统一弹窗弹出来，带上具体是第几行格式错了，方便用户找问题。</w:t>
-      </w:r>
-    </w:p>
-    <w:p>
-      <w:pPr>
-        <w:pStyle w:val="5"/>
-        <w:rPr>
-          <w:rFonts w:hint="eastAsia"/>
-          <w:lang w:eastAsia="zh-CN"/>
-        </w:rPr>
-      </w:pPr>
-      <w:r>
-        <w:rPr>
-          <w:rFonts w:hint="eastAsia"/>
-          <w:lang w:eastAsia="zh-CN"/>
-        </w:rPr>
-        <w:t>四 结果面板与交互设计</w:t>
-      </w:r>
-    </w:p>
-    <w:p>
-      <w:pPr>
-        <w:pStyle w:val="3"/>
-        <w:ind w:firstLine="480"/>
-      </w:pPr>
-      <w:r>
-        <w:rPr>
-          <w:rFonts w:hint="eastAsia"/>
-        </w:rPr>
-        <w:t>ResultPanel 内部存了完整的结果列表和当前页码，每次翻页只取当前页的 20 条塞到 JList 里。列表里每条结果用 -&gt; 把课程连起来，和界面显示、导出文件的格式是一样的。</w:t>
-      </w:r>
-    </w:p>
-    <w:p>
-      <w:pPr>
-        <w:pStyle w:val="3"/>
-        <w:ind w:firstLine="480"/>
-      </w:pPr>
-      <w:r>
-        <w:rPr>
-          <w:rFonts w:hint="eastAsia"/>
-        </w:rPr>
-        <w:t>用户单击某一行结果的时候，面板通过监听器把这条序列传给控制器，控制器再让画布高亮。为了让用户能区分不同结果，画布上按结果序号循环用五种颜色高亮（绿、橙、紫、青、粉），节点右上角还标上顺序号，用户切不同结果的时候一眼就能看到路径变了。用户双击某一行，直接把这条结果拼成字符串复制到剪贴板，不用自己抄。面板上面显示结果总数和是否完整的提示，下面显示当前第几页、共多少页，配翻页按钮。</w:t>
-      </w:r>
-    </w:p>
-    <w:p>
-      <w:pPr>
-        <w:pStyle w:val="5"/>
-        <w:rPr>
-          <w:rFonts w:hint="eastAsia"/>
-          <w:lang w:eastAsia="zh-CN"/>
-        </w:rPr>
-      </w:pPr>
-      <w:r>
-        <w:rPr>
-          <w:rFonts w:hint="eastAsia"/>
-          <w:lang w:eastAsia="zh-CN"/>
-        </w:rPr>
-        <w:t>五 界面样式统一设计</w:t>
-      </w:r>
-    </w:p>
-    <w:bookmarkEnd w:id="7"/>
-    <w:p>
-      <w:pPr>
-        <w:pStyle w:val="3"/>
-        <w:ind w:firstLine="480"/>
-        <w:rPr>
-          <w:rFonts w:hint="eastAsia"/>
-          <w:lang w:eastAsia="zh-CN"/>
-        </w:rPr>
-      </w:pPr>
-      <w:bookmarkStart w:id="8" w:name="_Toc241061705"/>
-      <w:bookmarkStart w:id="9" w:name="四-不足与改进"/>
-      <w:r>
-        <w:rPr>
-          <w:rFonts w:hint="eastAsia"/>
-          <w:lang w:eastAsia="zh-CN"/>
-        </w:rPr>
-        <w:t>UIStyle 是一个工具类，专门管整个界面的配色、字体和按钮样式。工具栏上的按钮、画布上悬浮的缩放按钮，都通过同一个方法配置，圆角、边框、鼠标移上去的效果都一样。主色是低饱和度的蓝色，正常是浅蓝底，鼠标移上去加深，和整体浅色主题配着很舒服。</w:t>
-      </w:r>
-      <w:bookmarkEnd w:id="8"/>
-    </w:p>
-    <w:p>
-      <w:pPr>
-        <w:pStyle w:val="4"/>
-        <w:ind w:firstLine="480"/>
-      </w:pPr>
-      <w:r>
-        <w:rPr>
-          <w:rFonts w:hint="eastAsia"/>
-        </w:rPr>
-        <w:t>开发的时候发现 Windows 下 Swing 显示特殊 Unicode 符号（比如那种循环箭头、放大镜图标）会变成方框，最后干脆所有按钮上都用中文写，比如"重置"，再也不乱码。字体统一用系统默认的无衬线字体，正文和按钮字大小差不多，状态栏和提示文字稍小一号，视觉层次清楚。所有弹窗的标题、图标、边框颜色也统一，错误提示红边，普通提示蓝边，交互风格一致。</w:t>
-      </w:r>
-    </w:p>
-    <w:p>
-      <w:pPr>
-        <w:pStyle w:val="3"/>
-        <w:ind w:firstLine="480"/>
-      </w:pPr>
-      <w:r>
-        <w:rPr>
-          <w:rFonts w:hint="eastAsia"/>
-        </w:rPr>
-        <w:t>我也发现自己容易在记录中保留过多细节，最终整理时把过程说明、详细设计和个人感想写得相互重复。完整的验证材料有保存价值，但面向不同读者时，需要分别突出设计、证据和个人认识，不必在每一份文档中重复同样的测试数字。今后我会在阶段工作完成后及时归纳结论，把原始输出留在验证材料中，让报告更简洁，也让真正重要的收获更容易被看见。</w:t>
-      </w:r>
-    </w:p>
-    <w:p>
-      <w:pPr>
-        <w:pStyle w:val="3"/>
-        <w:ind w:firstLine="480"/>
-      </w:pPr>
-      <w:r>
-        <w:rPr>
-          <w:rFonts w:hint="eastAsia"/>
-        </w:rPr>
-        <w:t>在测试和时间安排上，我已经积累了一些自动化自测，但跨模块检查仍有不少步骤依赖临时组合与手动复核。后续可以将高频回归场景整理成固定入口，尤其关注取消、连续计算以及导出状态的一致性，并在记录中保留版本和参数。我也会更早预留文档核对与交付检查的时间，避免代码推进后，运行说明和报告仍停留在旧状态。</w:t>
-      </w:r>
-    </w:p>
-    <w:bookmarkEnd w:id="9"/>
-    <w:p>
-      <w:pPr>
-        <w:pStyle w:val="5"/>
-        <w:rPr>
-          <w:lang w:eastAsia="zh-CN"/>
-        </w:rPr>
-      </w:pPr>
-      <w:bookmarkStart w:id="10" w:name="_Toc241061706"/>
-      <w:bookmarkStart w:id="11" w:name="五-小结"/>
-      <w:r>
-        <w:rPr>
-          <w:rFonts w:hint="eastAsia"/>
-          <w:lang w:val="en-US" w:eastAsia="zh-CN"/>
-        </w:rPr>
-        <w:t>六</w:t>
-      </w:r>
-      <w:bookmarkStart w:id="12" w:name="_GoBack"/>
-      <w:bookmarkEnd w:id="12"/>
-      <w:r>
-        <w:rPr>
-          <w:lang w:eastAsia="zh-CN"/>
-        </w:rPr>
-        <w:t xml:space="preserve"> </w:t>
-      </w:r>
-      <w:r>
-        <w:rPr>
-          <w:rFonts w:hint="eastAsia"/>
-          <w:lang w:eastAsia="zh-CN"/>
-        </w:rPr>
-        <w:t>小结</w:t>
-      </w:r>
-      <w:bookmarkEnd w:id="10"/>
-    </w:p>
-    <w:p>
-      <w:pPr>
-        <w:pStyle w:val="4"/>
-        <w:ind w:firstLine="480"/>
-      </w:pPr>
-      <w:r>
-        <w:rPr>
-          <w:rFonts w:hint="eastAsia"/>
-        </w:rPr>
-        <w:t>这次实践让我从“把算法写出来”进一步认识到“让算法成为可靠软件的一部分”需要哪些工作。我既加深了对图结构、拓扑排序和枚举限制的理解，也学会了用明确的接口、具体的反馈和可复现的验证与组员合作。今后面对类似项目，我会继续重视实现质量，同时更主动地考虑调用者、使用者和协作成员的需要，把这些经验用于后续的学习与开发。</w:t>
-      </w:r>
-      <w:bookmarkEnd w:id="1"/>
+      <w:bookmarkStart w:id="11" w:name="参考依据"/>
       <w:bookmarkEnd w:id="11"/>
     </w:p>
     <w:sectPr>
@@ -369,7 +3347,7 @@
     <w:sdtContent>
       <w:p>
         <w:pPr>
-          <w:pStyle w:val="16"/>
+          <w:pStyle w:val="17"/>
           <w:jc w:val="center"/>
         </w:pPr>
         <w:r>
@@ -395,7 +3373,7 @@
   </w:sdt>
   <w:p>
     <w:pPr>
-      <w:pStyle w:val="16"/>
+      <w:pStyle w:val="17"/>
     </w:pPr>
   </w:p>
 </w:ftr>
@@ -458,7 +3436,7 @@
     <w:lsdException w:unhideWhenUsed="0" w:uiPriority="0" w:semiHidden="0" w:name="index 9"/>
     <w:lsdException w:unhideWhenUsed="0" w:uiPriority="39" w:semiHidden="0" w:name="toc 1"/>
     <w:lsdException w:unhideWhenUsed="0" w:uiPriority="39" w:semiHidden="0" w:name="toc 2"/>
-    <w:lsdException w:unhideWhenUsed="0" w:uiPriority="0" w:semiHidden="0" w:name="toc 3"/>
+    <w:lsdException w:qFormat="1" w:unhideWhenUsed="0" w:uiPriority="39" w:semiHidden="0" w:name="toc 3"/>
     <w:lsdException w:unhideWhenUsed="0" w:uiPriority="0" w:semiHidden="0" w:name="toc 4"/>
     <w:lsdException w:unhideWhenUsed="0" w:uiPriority="0" w:semiHidden="0" w:name="toc 5"/>
     <w:lsdException w:unhideWhenUsed="0" w:uiPriority="0" w:semiHidden="0" w:name="toc 6"/>
@@ -471,11 +3449,11 @@
     <w:lsdException w:unhideWhenUsed="0" w:uiPriority="0" w:semiHidden="0" w:name="header"/>
     <w:lsdException w:qFormat="1" w:unhideWhenUsed="0" w:uiPriority="99" w:semiHidden="0" w:name="footer"/>
     <w:lsdException w:unhideWhenUsed="0" w:uiPriority="0" w:semiHidden="0" w:name="index heading"/>
-    <w:lsdException w:qFormat="1" w:unhideWhenUsed="0" w:uiPriority="0" w:semiHidden="0" w:name="caption"/>
+    <w:lsdException w:unhideWhenUsed="0" w:uiPriority="0" w:semiHidden="0" w:name="caption"/>
     <w:lsdException w:unhideWhenUsed="0" w:uiPriority="0" w:semiHidden="0" w:name="table of figures"/>
     <w:lsdException w:unhideWhenUsed="0" w:uiPriority="0" w:semiHidden="0" w:name="envelope address"/>
     <w:lsdException w:unhideWhenUsed="0" w:uiPriority="0" w:semiHidden="0" w:name="envelope return"/>
-    <w:lsdException w:qFormat="1" w:unhideWhenUsed="0" w:uiPriority="0" w:semiHidden="0" w:name="footnote reference"/>
+    <w:lsdException w:unhideWhenUsed="0" w:uiPriority="0" w:semiHidden="0" w:name="footnote reference"/>
     <w:lsdException w:unhideWhenUsed="0" w:uiPriority="0" w:semiHidden="0" w:name="annotation reference"/>
     <w:lsdException w:unhideWhenUsed="0" w:uiPriority="0" w:semiHidden="0" w:name="line number"/>
     <w:lsdException w:unhideWhenUsed="0" w:uiPriority="0" w:semiHidden="0" w:name="page number"/>
@@ -769,7 +3747,7 @@
     <w:name w:val="heading 4"/>
     <w:basedOn w:val="1"/>
     <w:next w:val="3"/>
-    <w:link w:val="49"/>
+    <w:link w:val="50"/>
     <w:unhideWhenUsed/>
     <w:qFormat/>
     <w:uiPriority w:val="9"/>
@@ -891,14 +3869,14 @@
       </w14:textFill>
     </w:rPr>
   </w:style>
-  <w:style w:type="character" w:default="1" w:styleId="24">
+  <w:style w:type="character" w:default="1" w:styleId="25">
     <w:name w:val="Default Paragraph Font"/>
     <w:semiHidden/>
     <w:unhideWhenUsed/>
     <w:qFormat/>
     <w:uiPriority w:val="1"/>
   </w:style>
-  <w:style w:type="table" w:default="1" w:styleId="23">
+  <w:style w:type="table" w:default="1" w:styleId="24">
     <w:name w:val="Normal Table"/>
     <w:semiHidden/>
     <w:unhideWhenUsed/>
@@ -915,7 +3893,7 @@
   <w:style w:type="paragraph" w:styleId="3">
     <w:name w:val="Body Text"/>
     <w:basedOn w:val="4"/>
-    <w:link w:val="42"/>
+    <w:link w:val="43"/>
     <w:qFormat/>
     <w:uiPriority w:val="0"/>
   </w:style>
@@ -936,8 +3914,7 @@
   <w:style w:type="paragraph" w:styleId="13">
     <w:name w:val="caption"/>
     <w:basedOn w:val="1"/>
-    <w:link w:val="26"/>
-    <w:qFormat/>
+    <w:link w:val="27"/>
     <w:uiPriority w:val="0"/>
     <w:pPr>
       <w:spacing w:after="120"/>
@@ -963,6 +3940,17 @@
     </w:rPr>
   </w:style>
   <w:style w:type="paragraph" w:styleId="15">
+    <w:name w:val="toc 3"/>
+    <w:basedOn w:val="1"/>
+    <w:next w:val="1"/>
+    <w:autoRedefine/>
+    <w:qFormat/>
+    <w:uiPriority w:val="39"/>
+    <w:pPr>
+      <w:ind w:left="840" w:leftChars="400"/>
+    </w:pPr>
+  </w:style>
+  <w:style w:type="paragraph" w:styleId="16">
     <w:name w:val="Date"/>
     <w:next w:val="3"/>
     <w:qFormat/>
@@ -980,10 +3968,10 @@
       <w:lang w:val="en-US" w:eastAsia="en-US" w:bidi="ar-SA"/>
     </w:rPr>
   </w:style>
-  <w:style w:type="paragraph" w:styleId="16">
+  <w:style w:type="paragraph" w:styleId="17">
     <w:name w:val="footer"/>
     <w:basedOn w:val="1"/>
-    <w:link w:val="44"/>
+    <w:link w:val="45"/>
     <w:qFormat/>
     <w:uiPriority w:val="99"/>
     <w:pPr>
@@ -998,10 +3986,10 @@
       <w:szCs w:val="18"/>
     </w:rPr>
   </w:style>
-  <w:style w:type="paragraph" w:styleId="17">
+  <w:style w:type="paragraph" w:styleId="18">
     <w:name w:val="header"/>
     <w:basedOn w:val="1"/>
-    <w:link w:val="43"/>
+    <w:link w:val="44"/>
     <w:uiPriority w:val="0"/>
     <w:pPr>
       <w:tabs>
@@ -1016,16 +4004,16 @@
       <w:szCs w:val="18"/>
     </w:rPr>
   </w:style>
-  <w:style w:type="paragraph" w:styleId="18">
+  <w:style w:type="paragraph" w:styleId="19">
     <w:name w:val="toc 1"/>
     <w:basedOn w:val="1"/>
     <w:next w:val="1"/>
     <w:autoRedefine/>
     <w:uiPriority w:val="39"/>
   </w:style>
-  <w:style w:type="paragraph" w:styleId="19">
+  <w:style w:type="paragraph" w:styleId="20">
     <w:name w:val="Subtitle"/>
-    <w:basedOn w:val="20"/>
+    <w:basedOn w:val="21"/>
     <w:next w:val="3"/>
     <w:qFormat/>
     <w:uiPriority w:val="0"/>
@@ -1037,7 +4025,7 @@
       <w:szCs w:val="30"/>
     </w:rPr>
   </w:style>
-  <w:style w:type="paragraph" w:styleId="20">
+  <w:style w:type="paragraph" w:styleId="21">
     <w:name w:val="Title"/>
     <w:basedOn w:val="1"/>
     <w:next w:val="3"/>
@@ -1057,14 +4045,14 @@
       <w:szCs w:val="36"/>
     </w:rPr>
   </w:style>
-  <w:style w:type="paragraph" w:styleId="21">
+  <w:style w:type="paragraph" w:styleId="22">
     <w:name w:val="footnote text"/>
     <w:basedOn w:val="1"/>
     <w:unhideWhenUsed/>
     <w:qFormat/>
     <w:uiPriority w:val="9"/>
   </w:style>
-  <w:style w:type="paragraph" w:styleId="22">
+  <w:style w:type="paragraph" w:styleId="23">
     <w:name w:val="toc 2"/>
     <w:basedOn w:val="1"/>
     <w:next w:val="1"/>
@@ -1074,35 +4062,34 @@
       <w:ind w:left="420" w:leftChars="200"/>
     </w:pPr>
   </w:style>
-  <w:style w:type="character" w:styleId="25">
+  <w:style w:type="character" w:styleId="26">
     <w:name w:val="Hyperlink"/>
-    <w:basedOn w:val="26"/>
+    <w:basedOn w:val="27"/>
     <w:uiPriority w:val="99"/>
     <w:rPr>
       <w:rFonts w:ascii="Times New Roman" w:hAnsi="Times New Roman" w:eastAsia="宋体"/>
       <w:color w:val="0070C0"/>
     </w:rPr>
   </w:style>
-  <w:style w:type="character" w:customStyle="1" w:styleId="26">
+  <w:style w:type="character" w:customStyle="1" w:styleId="27">
     <w:name w:val="题注 字符"/>
-    <w:basedOn w:val="24"/>
+    <w:basedOn w:val="25"/>
     <w:link w:val="13"/>
     <w:uiPriority w:val="0"/>
     <w:rPr>
       <w:rFonts w:ascii="Times New Roman" w:hAnsi="Times New Roman" w:eastAsia="宋体"/>
     </w:rPr>
   </w:style>
-  <w:style w:type="character" w:styleId="27">
+  <w:style w:type="character" w:styleId="28">
     <w:name w:val="footnote reference"/>
-    <w:basedOn w:val="26"/>
-    <w:qFormat/>
+    <w:basedOn w:val="27"/>
     <w:uiPriority w:val="0"/>
     <w:rPr>
       <w:rFonts w:ascii="Times New Roman" w:hAnsi="Times New Roman" w:eastAsia="宋体"/>
       <w:vertAlign w:val="superscript"/>
     </w:rPr>
   </w:style>
-  <w:style w:type="paragraph" w:customStyle="1" w:styleId="28">
+  <w:style w:type="paragraph" w:customStyle="1" w:styleId="29">
     <w:name w:val="Compact"/>
     <w:basedOn w:val="3"/>
     <w:qFormat/>
@@ -1112,7 +4099,7 @@
       <w:ind w:firstLine="0" w:firstLineChars="0"/>
     </w:pPr>
   </w:style>
-  <w:style w:type="paragraph" w:customStyle="1" w:styleId="29">
+  <w:style w:type="paragraph" w:customStyle="1" w:styleId="30">
     <w:name w:val="Author"/>
     <w:next w:val="3"/>
     <w:qFormat/>
@@ -1130,7 +4117,7 @@
       <w:lang w:val="en-US" w:eastAsia="en-US" w:bidi="ar-SA"/>
     </w:rPr>
   </w:style>
-  <w:style w:type="paragraph" w:customStyle="1" w:styleId="30">
+  <w:style w:type="paragraph" w:customStyle="1" w:styleId="31">
     <w:name w:val="Abstract"/>
     <w:basedOn w:val="1"/>
     <w:next w:val="3"/>
@@ -1146,7 +4133,7 @@
       <w:szCs w:val="20"/>
     </w:rPr>
   </w:style>
-  <w:style w:type="paragraph" w:customStyle="1" w:styleId="31">
+  <w:style w:type="paragraph" w:customStyle="1" w:styleId="32">
     <w:name w:val="Bibliography"/>
     <w:basedOn w:val="1"/>
     <w:qFormat/>
@@ -1158,7 +4145,7 @@
       <w:ind w:left="200" w:hanging="200" w:hangingChars="200"/>
     </w:pPr>
   </w:style>
-  <w:style w:type="table" w:customStyle="1" w:styleId="32">
+  <w:style w:type="table" w:customStyle="1" w:styleId="33">
     <w:name w:val="Table"/>
     <w:semiHidden/>
     <w:unhideWhenUsed/>
@@ -1205,11 +4192,10 @@
       </w:tcPr>
     </w:tblStylePr>
   </w:style>
-  <w:style w:type="paragraph" w:customStyle="1" w:styleId="33">
+  <w:style w:type="paragraph" w:customStyle="1" w:styleId="34">
     <w:name w:val="Definition Term"/>
     <w:basedOn w:val="1"/>
-    <w:next w:val="34"/>
-    <w:qFormat/>
+    <w:next w:val="35"/>
     <w:uiPriority w:val="0"/>
     <w:pPr>
       <w:keepNext/>
@@ -1219,50 +4205,45 @@
       <w:b/>
     </w:rPr>
   </w:style>
-  <w:style w:type="paragraph" w:customStyle="1" w:styleId="34">
+  <w:style w:type="paragraph" w:customStyle="1" w:styleId="35">
     <w:name w:val="Definition"/>
     <w:basedOn w:val="1"/>
     <w:qFormat/>
     <w:uiPriority w:val="0"/>
   </w:style>
-  <w:style w:type="paragraph" w:customStyle="1" w:styleId="35">
+  <w:style w:type="paragraph" w:customStyle="1" w:styleId="36">
     <w:name w:val="Table Caption"/>
     <w:basedOn w:val="13"/>
-    <w:qFormat/>
     <w:uiPriority w:val="0"/>
     <w:pPr>
       <w:keepNext/>
     </w:pPr>
   </w:style>
-  <w:style w:type="paragraph" w:customStyle="1" w:styleId="36">
+  <w:style w:type="paragraph" w:customStyle="1" w:styleId="37">
     <w:name w:val="Image Caption"/>
     <w:basedOn w:val="13"/>
-    <w:qFormat/>
-    <w:uiPriority w:val="0"/>
-  </w:style>
-  <w:style w:type="paragraph" w:customStyle="1" w:styleId="37">
+    <w:uiPriority w:val="0"/>
+  </w:style>
+  <w:style w:type="paragraph" w:customStyle="1" w:styleId="38">
     <w:name w:val="Figure"/>
     <w:basedOn w:val="1"/>
-    <w:qFormat/>
     <w:uiPriority w:val="0"/>
     <w:pPr>
       <w:jc w:val="center"/>
     </w:pPr>
   </w:style>
-  <w:style w:type="paragraph" w:customStyle="1" w:styleId="38">
+  <w:style w:type="paragraph" w:customStyle="1" w:styleId="39">
     <w:name w:val="Captioned Figure"/>
-    <w:basedOn w:val="37"/>
-    <w:qFormat/>
+    <w:basedOn w:val="38"/>
     <w:uiPriority w:val="0"/>
     <w:pPr>
       <w:keepNext/>
     </w:pPr>
   </w:style>
-  <w:style w:type="character" w:customStyle="1" w:styleId="39">
+  <w:style w:type="character" w:customStyle="1" w:styleId="40">
     <w:name w:val="Verbatim Char"/>
-    <w:basedOn w:val="26"/>
-    <w:link w:val="40"/>
-    <w:qFormat/>
+    <w:basedOn w:val="27"/>
+    <w:link w:val="41"/>
     <w:uiPriority w:val="0"/>
     <w:rPr>
       <w:rFonts w:ascii="Fira Code" w:hAnsi="Fira Code" w:eastAsia="宋体" w:cs="Times New Roman (正文 CS 字体)"/>
@@ -1280,10 +4261,10 @@
       </w14:textFill>
     </w:rPr>
   </w:style>
-  <w:style w:type="paragraph" w:customStyle="1" w:styleId="40">
+  <w:style w:type="paragraph" w:customStyle="1" w:styleId="41">
     <w:name w:val="Source Code"/>
     <w:basedOn w:val="1"/>
-    <w:link w:val="39"/>
+    <w:link w:val="40"/>
     <w:qFormat/>
     <w:uiPriority w:val="0"/>
     <w:pPr>
@@ -1313,7 +4294,7 @@
       </w14:textFill>
     </w:rPr>
   </w:style>
-  <w:style w:type="paragraph" w:customStyle="1" w:styleId="41">
+  <w:style w:type="paragraph" w:customStyle="1" w:styleId="42">
     <w:name w:val="TOC Heading"/>
     <w:basedOn w:val="2"/>
     <w:next w:val="3"/>
@@ -1329,39 +4310,37 @@
       <w:bCs w:val="0"/>
     </w:rPr>
   </w:style>
-  <w:style w:type="character" w:customStyle="1" w:styleId="42">
+  <w:style w:type="character" w:customStyle="1" w:styleId="43">
     <w:name w:val="正文文本 字符"/>
-    <w:basedOn w:val="24"/>
+    <w:basedOn w:val="25"/>
     <w:link w:val="3"/>
-    <w:qFormat/>
     <w:uiPriority w:val="0"/>
     <w:rPr>
       <w:rFonts w:ascii="Times New Roman" w:hAnsi="Times New Roman" w:eastAsia="宋体"/>
       <w:lang w:eastAsia="zh-CN"/>
     </w:rPr>
   </w:style>
-  <w:style w:type="character" w:customStyle="1" w:styleId="43">
+  <w:style w:type="character" w:customStyle="1" w:styleId="44">
     <w:name w:val="页眉 字符"/>
-    <w:basedOn w:val="24"/>
-    <w:link w:val="17"/>
-    <w:qFormat/>
+    <w:basedOn w:val="25"/>
+    <w:link w:val="18"/>
     <w:uiPriority w:val="0"/>
     <w:rPr>
       <w:sz w:val="18"/>
       <w:szCs w:val="18"/>
     </w:rPr>
   </w:style>
-  <w:style w:type="character" w:customStyle="1" w:styleId="44">
+  <w:style w:type="character" w:customStyle="1" w:styleId="45">
     <w:name w:val="页脚 字符"/>
-    <w:basedOn w:val="24"/>
-    <w:link w:val="16"/>
+    <w:basedOn w:val="25"/>
+    <w:link w:val="17"/>
     <w:uiPriority w:val="99"/>
     <w:rPr>
       <w:sz w:val="18"/>
       <w:szCs w:val="18"/>
     </w:rPr>
   </w:style>
-  <w:style w:type="paragraph" w:customStyle="1" w:styleId="45">
+  <w:style w:type="paragraph" w:customStyle="1" w:styleId="46">
     <w:name w:val="图片"/>
     <w:basedOn w:val="4"/>
     <w:qFormat/>
@@ -1371,9 +4350,9 @@
       <w:jc w:val="center"/>
     </w:pPr>
   </w:style>
-  <w:style w:type="paragraph" w:customStyle="1" w:styleId="46">
+  <w:style w:type="paragraph" w:customStyle="1" w:styleId="47">
     <w:name w:val="样式 Compact + 10 磅 首行缩进:  0.71 厘米"/>
-    <w:basedOn w:val="28"/>
+    <w:basedOn w:val="29"/>
     <w:uiPriority w:val="0"/>
     <w:rPr>
       <w:rFonts w:cs="宋体"/>
@@ -1381,10 +4360,9 @@
       <w:szCs w:val="20"/>
     </w:rPr>
   </w:style>
-  <w:style w:type="paragraph" w:customStyle="1" w:styleId="47">
+  <w:style w:type="paragraph" w:customStyle="1" w:styleId="48">
     <w:name w:val="样式 Compact + 10 磅 加粗 首行缩进:  0.71 厘米"/>
-    <w:basedOn w:val="28"/>
-    <w:qFormat/>
+    <w:basedOn w:val="29"/>
     <w:uiPriority w:val="0"/>
     <w:rPr>
       <w:rFonts w:cs="宋体"/>
@@ -1393,7 +4371,7 @@
       <w:szCs w:val="20"/>
     </w:rPr>
   </w:style>
-  <w:style w:type="paragraph" w:customStyle="1" w:styleId="48">
+  <w:style w:type="paragraph" w:customStyle="1" w:styleId="49">
     <w:name w:val="img"/>
     <w:basedOn w:val="1"/>
     <w:qFormat/>
@@ -1405,11 +4383,10 @@
       <w:lang w:eastAsia="zh-CN"/>
     </w:rPr>
   </w:style>
-  <w:style w:type="character" w:customStyle="1" w:styleId="49">
+  <w:style w:type="character" w:customStyle="1" w:styleId="50">
     <w:name w:val="标题 4 字符"/>
-    <w:basedOn w:val="24"/>
+    <w:basedOn w:val="25"/>
     <w:link w:val="7"/>
-    <w:qFormat/>
     <w:uiPriority w:val="9"/>
     <w:rPr>
       <w:rFonts w:ascii="Times New Roman" w:hAnsi="Times New Roman" w:eastAsia="黑体" w:cstheme="majorBidi"/>
@@ -1417,9 +4394,9 @@
       <w:bCs/>
     </w:rPr>
   </w:style>
-  <w:style w:type="character" w:customStyle="1" w:styleId="50">
+  <w:style w:type="character" w:customStyle="1" w:styleId="51">
     <w:name w:val="Inline Code"/>
-    <w:basedOn w:val="24"/>
+    <w:basedOn w:val="25"/>
     <w:qFormat/>
     <w:uiPriority w:val="1"/>
     <w:rPr>
@@ -1438,10 +4415,9 @@
       </w14:textFill>
     </w:rPr>
   </w:style>
-  <w:style w:type="character" w:customStyle="1" w:styleId="51">
+  <w:style w:type="character" w:customStyle="1" w:styleId="52">
     <w:name w:val="KeywordTok"/>
-    <w:basedOn w:val="39"/>
-    <w:qFormat/>
+    <w:basedOn w:val="40"/>
     <w:uiPriority w:val="0"/>
     <w:rPr>
       <w:rFonts w:ascii="Fira Code" w:hAnsi="Fira Code" w:eastAsia="宋体" w:cs="Times New Roman (正文 CS 字体)"/>
@@ -1452,9 +4428,9 @@
       <w:lang w:eastAsia="zh-CN"/>
     </w:rPr>
   </w:style>
-  <w:style w:type="character" w:customStyle="1" w:styleId="52">
+  <w:style w:type="character" w:customStyle="1" w:styleId="53">
     <w:name w:val="DataTypeTok"/>
-    <w:basedOn w:val="39"/>
+    <w:basedOn w:val="40"/>
     <w:uiPriority w:val="0"/>
     <w:rPr>
       <w:rFonts w:ascii="Fira Code" w:hAnsi="Fira Code" w:eastAsia="宋体" w:cs="Times New Roman (正文 CS 字体)"/>
@@ -1464,9 +4440,9 @@
       <w:lang w:eastAsia="zh-CN"/>
     </w:rPr>
   </w:style>
-  <w:style w:type="character" w:customStyle="1" w:styleId="53">
+  <w:style w:type="character" w:customStyle="1" w:styleId="54">
     <w:name w:val="DecValTok"/>
-    <w:basedOn w:val="39"/>
+    <w:basedOn w:val="40"/>
     <w:qFormat/>
     <w:uiPriority w:val="0"/>
     <w:rPr>
@@ -1477,10 +4453,9 @@
       <w:lang w:eastAsia="zh-CN"/>
     </w:rPr>
   </w:style>
-  <w:style w:type="character" w:customStyle="1" w:styleId="54">
+  <w:style w:type="character" w:customStyle="1" w:styleId="55">
     <w:name w:val="BaseNTok"/>
-    <w:basedOn w:val="39"/>
-    <w:qFormat/>
+    <w:basedOn w:val="40"/>
     <w:uiPriority w:val="0"/>
     <w:rPr>
       <w:rFonts w:ascii="Fira Code" w:hAnsi="Fira Code" w:eastAsia="宋体" w:cs="Times New Roman (正文 CS 字体)"/>
@@ -1490,9 +4465,9 @@
       <w:lang w:eastAsia="zh-CN"/>
     </w:rPr>
   </w:style>
-  <w:style w:type="character" w:customStyle="1" w:styleId="55">
+  <w:style w:type="character" w:customStyle="1" w:styleId="56">
     <w:name w:val="FloatTok"/>
-    <w:basedOn w:val="39"/>
+    <w:basedOn w:val="40"/>
     <w:uiPriority w:val="0"/>
     <w:rPr>
       <w:rFonts w:ascii="Fira Code" w:hAnsi="Fira Code" w:eastAsia="宋体" w:cs="Times New Roman (正文 CS 字体)"/>
@@ -1502,10 +4477,9 @@
       <w:lang w:eastAsia="zh-CN"/>
     </w:rPr>
   </w:style>
-  <w:style w:type="character" w:customStyle="1" w:styleId="56">
+  <w:style w:type="character" w:customStyle="1" w:styleId="57">
     <w:name w:val="ConstantTok"/>
-    <w:basedOn w:val="39"/>
-    <w:qFormat/>
+    <w:basedOn w:val="40"/>
     <w:uiPriority w:val="0"/>
     <w:rPr>
       <w:rFonts w:ascii="Fira Code" w:hAnsi="Fira Code" w:eastAsia="宋体" w:cs="Times New Roman (正文 CS 字体)"/>
@@ -1515,9 +4489,9 @@
       <w:lang w:eastAsia="zh-CN"/>
     </w:rPr>
   </w:style>
-  <w:style w:type="character" w:customStyle="1" w:styleId="57">
+  <w:style w:type="character" w:customStyle="1" w:styleId="58">
     <w:name w:val="CharTok"/>
-    <w:basedOn w:val="39"/>
+    <w:basedOn w:val="40"/>
     <w:qFormat/>
     <w:uiPriority w:val="0"/>
     <w:rPr>
@@ -1528,9 +4502,9 @@
       <w:lang w:eastAsia="zh-CN"/>
     </w:rPr>
   </w:style>
-  <w:style w:type="character" w:customStyle="1" w:styleId="58">
+  <w:style w:type="character" w:customStyle="1" w:styleId="59">
     <w:name w:val="SpecialCharTok"/>
-    <w:basedOn w:val="39"/>
+    <w:basedOn w:val="40"/>
     <w:qFormat/>
     <w:uiPriority w:val="0"/>
     <w:rPr>
@@ -1541,9 +4515,9 @@
       <w:lang w:eastAsia="zh-CN"/>
     </w:rPr>
   </w:style>
-  <w:style w:type="character" w:customStyle="1" w:styleId="59">
+  <w:style w:type="character" w:customStyle="1" w:styleId="60">
     <w:name w:val="StringTok"/>
-    <w:basedOn w:val="39"/>
+    <w:basedOn w:val="40"/>
     <w:qFormat/>
     <w:uiPriority w:val="0"/>
     <w:rPr>
@@ -1554,9 +4528,9 @@
       <w:lang w:eastAsia="zh-CN"/>
     </w:rPr>
   </w:style>
-  <w:style w:type="character" w:customStyle="1" w:styleId="60">
+  <w:style w:type="character" w:customStyle="1" w:styleId="61">
     <w:name w:val="VerbatimStringTok"/>
-    <w:basedOn w:val="39"/>
+    <w:basedOn w:val="40"/>
     <w:uiPriority w:val="0"/>
     <w:rPr>
       <w:rFonts w:ascii="Fira Code" w:hAnsi="Fira Code" w:eastAsia="宋体" w:cs="Times New Roman (正文 CS 字体)"/>
@@ -1566,9 +4540,9 @@
       <w:lang w:eastAsia="zh-CN"/>
     </w:rPr>
   </w:style>
-  <w:style w:type="character" w:customStyle="1" w:styleId="61">
+  <w:style w:type="character" w:customStyle="1" w:styleId="62">
     <w:name w:val="SpecialStringTok"/>
-    <w:basedOn w:val="39"/>
+    <w:basedOn w:val="40"/>
     <w:uiPriority w:val="0"/>
     <w:rPr>
       <w:rFonts w:ascii="Fira Code" w:hAnsi="Fira Code" w:eastAsia="宋体" w:cs="Times New Roman (正文 CS 字体)"/>
@@ -1578,10 +4552,9 @@
       <w:lang w:eastAsia="zh-CN"/>
     </w:rPr>
   </w:style>
-  <w:style w:type="character" w:customStyle="1" w:styleId="62">
+  <w:style w:type="character" w:customStyle="1" w:styleId="63">
     <w:name w:val="ImportTok"/>
-    <w:basedOn w:val="39"/>
-    <w:qFormat/>
+    <w:basedOn w:val="40"/>
     <w:uiPriority w:val="0"/>
     <w:rPr>
       <w:rFonts w:ascii="Fira Code" w:hAnsi="Fira Code" w:eastAsia="宋体" w:cs="Times New Roman (正文 CS 字体)"/>
@@ -1592,10 +4565,9 @@
       <w:lang w:eastAsia="zh-CN"/>
     </w:rPr>
   </w:style>
-  <w:style w:type="character" w:customStyle="1" w:styleId="63">
+  <w:style w:type="character" w:customStyle="1" w:styleId="64">
     <w:name w:val="CommentTok"/>
-    <w:basedOn w:val="39"/>
-    <w:qFormat/>
+    <w:basedOn w:val="40"/>
     <w:uiPriority w:val="0"/>
     <w:rPr>
       <w:rFonts w:ascii="Fira Code" w:hAnsi="Fira Code" w:eastAsia="宋体" w:cs="Times New Roman (正文 CS 字体)"/>
@@ -1606,10 +4578,9 @@
       <w:lang w:eastAsia="zh-CN"/>
     </w:rPr>
   </w:style>
-  <w:style w:type="character" w:customStyle="1" w:styleId="64">
+  <w:style w:type="character" w:customStyle="1" w:styleId="65">
     <w:name w:val="DocumentationTok"/>
-    <w:basedOn w:val="39"/>
-    <w:qFormat/>
+    <w:basedOn w:val="40"/>
     <w:uiPriority w:val="0"/>
     <w:rPr>
       <w:rFonts w:ascii="Fira Code" w:hAnsi="Fira Code" w:eastAsia="宋体" w:cs="Times New Roman (正文 CS 字体)"/>
@@ -1620,9 +4591,9 @@
       <w:lang w:eastAsia="zh-CN"/>
     </w:rPr>
   </w:style>
-  <w:style w:type="character" w:customStyle="1" w:styleId="65">
+  <w:style w:type="character" w:customStyle="1" w:styleId="66">
     <w:name w:val="AnnotationTok"/>
-    <w:basedOn w:val="39"/>
+    <w:basedOn w:val="40"/>
     <w:uiPriority w:val="0"/>
     <w:rPr>
       <w:rFonts w:ascii="Fira Code" w:hAnsi="Fira Code" w:eastAsia="宋体" w:cs="Times New Roman (正文 CS 字体)"/>
@@ -1634,9 +4605,9 @@
       <w:lang w:eastAsia="zh-CN"/>
     </w:rPr>
   </w:style>
-  <w:style w:type="character" w:customStyle="1" w:styleId="66">
+  <w:style w:type="character" w:customStyle="1" w:styleId="67">
     <w:name w:val="CommentVarTok"/>
-    <w:basedOn w:val="39"/>
+    <w:basedOn w:val="40"/>
     <w:uiPriority w:val="0"/>
     <w:rPr>
       <w:rFonts w:ascii="Fira Code" w:hAnsi="Fira Code" w:eastAsia="宋体" w:cs="Times New Roman (正文 CS 字体)"/>
@@ -1648,9 +4619,9 @@
       <w:lang w:eastAsia="zh-CN"/>
     </w:rPr>
   </w:style>
-  <w:style w:type="character" w:customStyle="1" w:styleId="67">
+  <w:style w:type="character" w:customStyle="1" w:styleId="68">
     <w:name w:val="OtherTok"/>
-    <w:basedOn w:val="39"/>
+    <w:basedOn w:val="40"/>
     <w:uiPriority w:val="0"/>
     <w:rPr>
       <w:rFonts w:ascii="Fira Code" w:hAnsi="Fira Code" w:eastAsia="宋体" w:cs="Times New Roman (正文 CS 字体)"/>
@@ -1660,9 +4631,9 @@
       <w:lang w:eastAsia="zh-CN"/>
     </w:rPr>
   </w:style>
-  <w:style w:type="character" w:customStyle="1" w:styleId="68">
+  <w:style w:type="character" w:customStyle="1" w:styleId="69">
     <w:name w:val="FunctionTok"/>
-    <w:basedOn w:val="39"/>
+    <w:basedOn w:val="40"/>
     <w:uiPriority w:val="0"/>
     <w:rPr>
       <w:rFonts w:ascii="Fira Code" w:hAnsi="Fira Code" w:eastAsia="宋体" w:cs="Times New Roman (正文 CS 字体)"/>
@@ -1672,9 +4643,9 @@
       <w:lang w:eastAsia="zh-CN"/>
     </w:rPr>
   </w:style>
-  <w:style w:type="character" w:customStyle="1" w:styleId="69">
+  <w:style w:type="character" w:customStyle="1" w:styleId="70">
     <w:name w:val="VariableTok"/>
-    <w:basedOn w:val="39"/>
+    <w:basedOn w:val="40"/>
     <w:uiPriority w:val="0"/>
     <w:rPr>
       <w:rFonts w:ascii="Fira Code" w:hAnsi="Fira Code" w:eastAsia="宋体" w:cs="Times New Roman (正文 CS 字体)"/>
@@ -1684,9 +4655,9 @@
       <w:lang w:eastAsia="zh-CN"/>
     </w:rPr>
   </w:style>
-  <w:style w:type="character" w:customStyle="1" w:styleId="70">
+  <w:style w:type="character" w:customStyle="1" w:styleId="71">
     <w:name w:val="ControlFlowTok"/>
-    <w:basedOn w:val="39"/>
+    <w:basedOn w:val="40"/>
     <w:uiPriority w:val="0"/>
     <w:rPr>
       <w:rFonts w:ascii="Fira Code" w:hAnsi="Fira Code" w:eastAsia="宋体" w:cs="Times New Roman (正文 CS 字体)"/>
@@ -1697,9 +4668,9 @@
       <w:lang w:eastAsia="zh-CN"/>
     </w:rPr>
   </w:style>
-  <w:style w:type="character" w:customStyle="1" w:styleId="71">
+  <w:style w:type="character" w:customStyle="1" w:styleId="72">
     <w:name w:val="OperatorTok"/>
-    <w:basedOn w:val="39"/>
+    <w:basedOn w:val="40"/>
     <w:uiPriority w:val="0"/>
     <w:rPr>
       <w:rFonts w:ascii="Fira Code" w:hAnsi="Fira Code" w:eastAsia="宋体" w:cs="Times New Roman (正文 CS 字体)"/>
@@ -1709,9 +4680,9 @@
       <w:lang w:eastAsia="zh-CN"/>
     </w:rPr>
   </w:style>
-  <w:style w:type="character" w:customStyle="1" w:styleId="72">
+  <w:style w:type="character" w:customStyle="1" w:styleId="73">
     <w:name w:val="BuiltInTok"/>
-    <w:basedOn w:val="39"/>
+    <w:basedOn w:val="40"/>
     <w:uiPriority w:val="0"/>
     <w:rPr>
       <w:rFonts w:ascii="Fira Code" w:hAnsi="Fira Code" w:eastAsia="宋体" w:cs="Times New Roman (正文 CS 字体)"/>
@@ -1721,9 +4692,9 @@
       <w:lang w:eastAsia="zh-CN"/>
     </w:rPr>
   </w:style>
-  <w:style w:type="character" w:customStyle="1" w:styleId="73">
+  <w:style w:type="character" w:customStyle="1" w:styleId="74">
     <w:name w:val="ExtensionTok"/>
-    <w:basedOn w:val="39"/>
+    <w:basedOn w:val="40"/>
     <w:uiPriority w:val="0"/>
     <w:rPr>
       <w:rFonts w:ascii="Fira Code" w:hAnsi="Fira Code" w:eastAsia="宋体" w:cs="Times New Roman (正文 CS 字体)"/>
@@ -1741,9 +4712,9 @@
       </w14:textFill>
     </w:rPr>
   </w:style>
-  <w:style w:type="character" w:customStyle="1" w:styleId="74">
+  <w:style w:type="character" w:customStyle="1" w:styleId="75">
     <w:name w:val="PreprocessorTok"/>
-    <w:basedOn w:val="39"/>
+    <w:basedOn w:val="40"/>
     <w:uiPriority w:val="0"/>
     <w:rPr>
       <w:rFonts w:ascii="Fira Code" w:hAnsi="Fira Code" w:eastAsia="宋体" w:cs="Times New Roman (正文 CS 字体)"/>
@@ -1753,9 +4724,9 @@
       <w:lang w:eastAsia="zh-CN"/>
     </w:rPr>
   </w:style>
-  <w:style w:type="character" w:customStyle="1" w:styleId="75">
+  <w:style w:type="character" w:customStyle="1" w:styleId="76">
     <w:name w:val="AttributeTok"/>
-    <w:basedOn w:val="39"/>
+    <w:basedOn w:val="40"/>
     <w:uiPriority w:val="0"/>
     <w:rPr>
       <w:rFonts w:ascii="Fira Code" w:hAnsi="Fira Code" w:eastAsia="宋体" w:cs="Times New Roman (正文 CS 字体)"/>
@@ -1765,9 +4736,9 @@
       <w:lang w:eastAsia="zh-CN"/>
     </w:rPr>
   </w:style>
-  <w:style w:type="character" w:customStyle="1" w:styleId="76">
+  <w:style w:type="character" w:customStyle="1" w:styleId="77">
     <w:name w:val="RegionMarkerTok"/>
-    <w:basedOn w:val="39"/>
+    <w:basedOn w:val="40"/>
     <w:uiPriority w:val="0"/>
     <w:rPr>
       <w:rFonts w:ascii="Fira Code" w:hAnsi="Fira Code" w:eastAsia="宋体" w:cs="Times New Roman (正文 CS 字体)"/>
@@ -1785,9 +4756,9 @@
       </w14:textFill>
     </w:rPr>
   </w:style>
-  <w:style w:type="character" w:customStyle="1" w:styleId="77">
+  <w:style w:type="character" w:customStyle="1" w:styleId="78">
     <w:name w:val="InformationTok"/>
-    <w:basedOn w:val="39"/>
+    <w:basedOn w:val="40"/>
     <w:uiPriority w:val="0"/>
     <w:rPr>
       <w:rFonts w:ascii="Fira Code" w:hAnsi="Fira Code" w:eastAsia="宋体" w:cs="Times New Roman (正文 CS 字体)"/>
@@ -1799,9 +4770,9 @@
       <w:lang w:eastAsia="zh-CN"/>
     </w:rPr>
   </w:style>
-  <w:style w:type="character" w:customStyle="1" w:styleId="78">
+  <w:style w:type="character" w:customStyle="1" w:styleId="79">
     <w:name w:val="WarningTok"/>
-    <w:basedOn w:val="39"/>
+    <w:basedOn w:val="40"/>
     <w:uiPriority w:val="0"/>
     <w:rPr>
       <w:rFonts w:ascii="Fira Code" w:hAnsi="Fira Code" w:eastAsia="宋体" w:cs="Times New Roman (正文 CS 字体)"/>
@@ -1813,9 +4784,9 @@
       <w:lang w:eastAsia="zh-CN"/>
     </w:rPr>
   </w:style>
-  <w:style w:type="character" w:customStyle="1" w:styleId="79">
+  <w:style w:type="character" w:customStyle="1" w:styleId="80">
     <w:name w:val="AlertTok"/>
-    <w:basedOn w:val="39"/>
+    <w:basedOn w:val="40"/>
     <w:uiPriority w:val="0"/>
     <w:rPr>
       <w:rFonts w:ascii="Fira Code" w:hAnsi="Fira Code" w:eastAsia="宋体" w:cs="Times New Roman (正文 CS 字体)"/>
@@ -1826,9 +4797,9 @@
       <w:lang w:eastAsia="zh-CN"/>
     </w:rPr>
   </w:style>
-  <w:style w:type="character" w:customStyle="1" w:styleId="80">
+  <w:style w:type="character" w:customStyle="1" w:styleId="81">
     <w:name w:val="ErrorTok"/>
-    <w:basedOn w:val="39"/>
+    <w:basedOn w:val="40"/>
     <w:uiPriority w:val="0"/>
     <w:rPr>
       <w:rFonts w:ascii="Fira Code" w:hAnsi="Fira Code" w:eastAsia="宋体" w:cs="Times New Roman (正文 CS 字体)"/>
@@ -1839,9 +4810,9 @@
       <w:lang w:eastAsia="zh-CN"/>
     </w:rPr>
   </w:style>
-  <w:style w:type="character" w:customStyle="1" w:styleId="81">
+  <w:style w:type="character" w:customStyle="1" w:styleId="82">
     <w:name w:val="NormalTok"/>
-    <w:basedOn w:val="39"/>
+    <w:basedOn w:val="40"/>
     <w:uiPriority w:val="0"/>
     <w:rPr>
       <w:rFonts w:ascii="Fira Code" w:hAnsi="Fira Code" w:eastAsia="宋体" w:cs="Times New Roman (正文 CS 字体)"/>
